--- a/Laptops/5- Capacitor.docx
+++ b/Laptops/5- Capacitor.docx
@@ -1,6 +1,6 @@
 
 <file path=word/document.xml><?xml version="1.0" encoding="utf-8"?>
-<w:document xmlns:wpc="http://schemas.microsoft.com/office/word/2010/wordprocessingCanvas" xmlns:cx="http://schemas.microsoft.com/office/drawing/2014/chartex" xmlns:cx1="http://schemas.microsoft.com/office/drawing/2015/9/8/chartex" xmlns:cx2="http://schemas.microsoft.com/office/drawing/2015/10/21/chartex" xmlns:cx3="http://schemas.microsoft.com/office/drawing/2016/5/9/chartex" xmlns:cx4="http://schemas.microsoft.com/office/drawing/2016/5/10/chartex" xmlns:cx5="http://schemas.microsoft.com/office/drawing/2016/5/11/chartex" xmlns:cx6="http://schemas.microsoft.com/office/drawing/2016/5/12/chartex" xmlns:cx7="http://schemas.microsoft.com/office/drawing/2016/5/13/chartex" xmlns:cx8="http://schemas.microsoft.com/office/drawing/2016/5/14/chartex" xmlns:mc="http://schemas.openxmlformats.org/markup-compatibility/2006" xmlns:aink="http://schemas.microsoft.com/office/drawing/2016/ink" xmlns:am3d="http://schemas.microsoft.com/office/drawing/2017/model3d" xmlns:o="urn:schemas-microsoft-com:office:office" xmlns:oel="http://schemas.microsoft.com/office/2019/extlst" xmlns:r="http://schemas.openxmlformats.org/officeDocument/2006/relationships" xmlns:m="http://schemas.openxmlformats.org/officeDocument/2006/math" xmlns:v="urn:schemas-microsoft-com:vml" xmlns:wp14="http://schemas.microsoft.com/office/word/2010/wordprocessingDrawing" xmlns:wp="http://schemas.openxmlformats.org/drawingml/2006/wordprocessingDrawing" xmlns:w10="urn:schemas-microsoft-com:office:word" xmlns:w="http://schemas.openxmlformats.org/wordprocessingml/2006/main" xmlns:w14="http://schemas.microsoft.com/office/word/2010/wordml" xmlns:w15="http://schemas.microsoft.com/office/word/2012/wordml" xmlns:w16cex="http://schemas.microsoft.com/office/word/2018/wordml/cex" xmlns:w16cid="http://schemas.microsoft.com/office/word/2016/wordml/cid" xmlns:w16="http://schemas.microsoft.com/office/word/2018/wordml" xmlns:w16sdtdh="http://schemas.microsoft.com/office/word/2020/wordml/sdtdatahash" xmlns:w16se="http://schemas.microsoft.com/office/word/2015/wordml/symex" xmlns:wpg="http://schemas.microsoft.com/office/word/2010/wordprocessingGroup" xmlns:wpi="http://schemas.microsoft.com/office/word/2010/wordprocessingInk" xmlns:wne="http://schemas.microsoft.com/office/word/2006/wordml" xmlns:wps="http://schemas.microsoft.com/office/word/2010/wordprocessingShape" mc:Ignorable="w14 w15 w16se w16cid w16 w16cex w16sdtdh wp14">
+<w:document xmlns:wpc="http://schemas.microsoft.com/office/word/2010/wordprocessingCanvas" xmlns:cx="http://schemas.microsoft.com/office/drawing/2014/chartex" xmlns:cx1="http://schemas.microsoft.com/office/drawing/2015/9/8/chartex" xmlns:cx2="http://schemas.microsoft.com/office/drawing/2015/10/21/chartex" xmlns:cx3="http://schemas.microsoft.com/office/drawing/2016/5/9/chartex" xmlns:cx4="http://schemas.microsoft.com/office/drawing/2016/5/10/chartex" xmlns:cx5="http://schemas.microsoft.com/office/drawing/2016/5/11/chartex" xmlns:cx6="http://schemas.microsoft.com/office/drawing/2016/5/12/chartex" xmlns:cx7="http://schemas.microsoft.com/office/drawing/2016/5/13/chartex" xmlns:cx8="http://schemas.microsoft.com/office/drawing/2016/5/14/chartex" xmlns:mc="http://schemas.openxmlformats.org/markup-compatibility/2006" xmlns:aink="http://schemas.microsoft.com/office/drawing/2016/ink" xmlns:am3d="http://schemas.microsoft.com/office/drawing/2017/model3d" xmlns:o="urn:schemas-microsoft-com:office:office" xmlns:r="http://schemas.openxmlformats.org/officeDocument/2006/relationships" xmlns:m="http://schemas.openxmlformats.org/officeDocument/2006/math" xmlns:v="urn:schemas-microsoft-com:vml" xmlns:wp14="http://schemas.microsoft.com/office/word/2010/wordprocessingDrawing" xmlns:wp="http://schemas.openxmlformats.org/drawingml/2006/wordprocessingDrawing" xmlns:w10="urn:schemas-microsoft-com:office:word" xmlns:w="http://schemas.openxmlformats.org/wordprocessingml/2006/main" xmlns:w14="http://schemas.microsoft.com/office/word/2010/wordml" xmlns:w15="http://schemas.microsoft.com/office/word/2012/wordml" xmlns:w16cex="http://schemas.microsoft.com/office/word/2018/wordml/cex" xmlns:w16cid="http://schemas.microsoft.com/office/word/2016/wordml/cid" xmlns:w16="http://schemas.microsoft.com/office/word/2018/wordml" xmlns:w16sdtdh="http://schemas.microsoft.com/office/word/2020/wordml/sdtdatahash" xmlns:w16se="http://schemas.microsoft.com/office/word/2015/wordml/symex" xmlns:wpg="http://schemas.microsoft.com/office/word/2010/wordprocessingGroup" xmlns:wpi="http://schemas.microsoft.com/office/word/2010/wordprocessingInk" xmlns:wne="http://schemas.microsoft.com/office/word/2006/wordml" xmlns:wps="http://schemas.microsoft.com/office/word/2010/wordprocessingShape" mc:Ignorable="w14 w15 w16se w16cid w16 w16cex w16sdtdh wp14">
   <w:body>
     <w:p>
       <w:pPr>
@@ -34,23 +34,81 @@
           <w:sz w:val="26"/>
           <w:szCs w:val="26"/>
         </w:rPr>
-        <w:t>Capacitor is used to store energy</w:t>
-      </w:r>
-    </w:p>
-    <w:p>
-      <w:pPr>
-        <w:rPr>
-          <w:sz w:val="26"/>
-          <w:szCs w:val="26"/>
-        </w:rPr>
-      </w:pPr>
-      <w:r>
-        <w:rPr>
-          <w:sz w:val="26"/>
-          <w:szCs w:val="26"/>
-        </w:rPr>
-        <w:t>Capacitor is used to separate AC and DC Signal</w:t>
-      </w:r>
+        <w:t>A capacitor</w:t>
+      </w:r>
+      <w:r>
+        <w:rPr>
+          <w:sz w:val="26"/>
+          <w:szCs w:val="26"/>
+        </w:rPr>
+        <w:t xml:space="preserve"> is used to store energy</w:t>
+      </w:r>
+    </w:p>
+    <w:p>
+      <w:pPr>
+        <w:rPr>
+          <w:sz w:val="26"/>
+          <w:szCs w:val="26"/>
+        </w:rPr>
+      </w:pPr>
+      <w:r>
+        <w:rPr>
+          <w:sz w:val="26"/>
+          <w:szCs w:val="26"/>
+        </w:rPr>
+        <w:t>A capacitor</w:t>
+      </w:r>
+      <w:r>
+        <w:rPr>
+          <w:sz w:val="26"/>
+          <w:szCs w:val="26"/>
+        </w:rPr>
+        <w:t xml:space="preserve"> is used to separate </w:t>
+      </w:r>
+      <w:r>
+        <w:rPr>
+          <w:sz w:val="26"/>
+          <w:szCs w:val="26"/>
+        </w:rPr>
+        <w:t xml:space="preserve">the </w:t>
+      </w:r>
+      <w:r>
+        <w:rPr>
+          <w:sz w:val="26"/>
+          <w:szCs w:val="26"/>
+        </w:rPr>
+        <w:t xml:space="preserve">AC and DC </w:t>
+      </w:r>
+      <w:r>
+        <w:rPr>
+          <w:sz w:val="26"/>
+          <w:szCs w:val="26"/>
+        </w:rPr>
+        <w:t>signals</w:t>
+      </w:r>
+    </w:p>
+    <w:p>
+      <w:pPr>
+        <w:rPr>
+          <w:sz w:val="26"/>
+          <w:szCs w:val="26"/>
+        </w:rPr>
+      </w:pPr>
+      <w:r>
+        <w:rPr>
+          <w:sz w:val="26"/>
+          <w:szCs w:val="26"/>
+        </w:rPr>
+        <w:t>Denoting Letter - C</w:t>
+      </w:r>
+    </w:p>
+    <w:p>
+      <w:pPr>
+        <w:rPr>
+          <w:sz w:val="26"/>
+          <w:szCs w:val="26"/>
+        </w:rPr>
+      </w:pPr>
       <w:r>
         <w:rPr>
           <w:noProof/>
@@ -512,36 +570,65 @@
           <w:sz w:val="26"/>
           <w:szCs w:val="26"/>
         </w:rPr>
-        <w:t>Note: only for filter</w:t>
-      </w:r>
-    </w:p>
-    <w:p>
-      <w:pPr>
-        <w:rPr>
-          <w:b/>
-          <w:bCs/>
-          <w:sz w:val="26"/>
-          <w:szCs w:val="26"/>
-        </w:rPr>
-      </w:pPr>
-    </w:p>
-    <w:p>
-      <w:pPr>
-        <w:rPr>
-          <w:b/>
-          <w:bCs/>
-          <w:sz w:val="26"/>
-          <w:szCs w:val="26"/>
-        </w:rPr>
-      </w:pPr>
-      <w:r>
-        <w:rPr>
-          <w:b/>
-          <w:bCs/>
-          <w:sz w:val="26"/>
-          <w:szCs w:val="26"/>
-        </w:rPr>
-        <w:t>5 types of Capicitor</w:t>
+        <w:t xml:space="preserve">Note: only for </w:t>
+      </w:r>
+      <w:r>
+        <w:rPr>
+          <w:b/>
+          <w:bCs/>
+          <w:sz w:val="26"/>
+          <w:szCs w:val="26"/>
+        </w:rPr>
+        <w:t xml:space="preserve">the </w:t>
+      </w:r>
+      <w:r>
+        <w:rPr>
+          <w:b/>
+          <w:bCs/>
+          <w:sz w:val="26"/>
+          <w:szCs w:val="26"/>
+        </w:rPr>
+        <w:t>filter</w:t>
+      </w:r>
+    </w:p>
+    <w:p>
+      <w:pPr>
+        <w:rPr>
+          <w:b/>
+          <w:bCs/>
+          <w:sz w:val="26"/>
+          <w:szCs w:val="26"/>
+        </w:rPr>
+      </w:pPr>
+    </w:p>
+    <w:p>
+      <w:pPr>
+        <w:rPr>
+          <w:b/>
+          <w:bCs/>
+          <w:sz w:val="28"/>
+          <w:szCs w:val="28"/>
+        </w:rPr>
+      </w:pPr>
+      <w:r>
+        <w:rPr>
+          <w:b/>
+          <w:bCs/>
+          <w:sz w:val="28"/>
+          <w:szCs w:val="28"/>
+          <w:highlight w:val="yellow"/>
+        </w:rPr>
+        <w:t xml:space="preserve">5 types of </w:t>
+      </w:r>
+      <w:r>
+        <w:rPr>
+          <w:b/>
+          <w:bCs/>
+          <w:sz w:val="28"/>
+          <w:szCs w:val="28"/>
+          <w:highlight w:val="yellow"/>
+        </w:rPr>
+        <w:t>Capacitor</w:t>
       </w:r>
     </w:p>
     <w:p>

--- a/Laptops/5- Capacitor.docx
+++ b/Laptops/5- Capacitor.docx
@@ -1,6 +1,6 @@
 
 <file path=word/document.xml><?xml version="1.0" encoding="utf-8"?>
-<w:document xmlns:wpc="http://schemas.microsoft.com/office/word/2010/wordprocessingCanvas" xmlns:cx="http://schemas.microsoft.com/office/drawing/2014/chartex" xmlns:cx1="http://schemas.microsoft.com/office/drawing/2015/9/8/chartex" xmlns:cx2="http://schemas.microsoft.com/office/drawing/2015/10/21/chartex" xmlns:cx3="http://schemas.microsoft.com/office/drawing/2016/5/9/chartex" xmlns:cx4="http://schemas.microsoft.com/office/drawing/2016/5/10/chartex" xmlns:cx5="http://schemas.microsoft.com/office/drawing/2016/5/11/chartex" xmlns:cx6="http://schemas.microsoft.com/office/drawing/2016/5/12/chartex" xmlns:cx7="http://schemas.microsoft.com/office/drawing/2016/5/13/chartex" xmlns:cx8="http://schemas.microsoft.com/office/drawing/2016/5/14/chartex" xmlns:mc="http://schemas.openxmlformats.org/markup-compatibility/2006" xmlns:aink="http://schemas.microsoft.com/office/drawing/2016/ink" xmlns:am3d="http://schemas.microsoft.com/office/drawing/2017/model3d" xmlns:o="urn:schemas-microsoft-com:office:office" xmlns:r="http://schemas.openxmlformats.org/officeDocument/2006/relationships" xmlns:m="http://schemas.openxmlformats.org/officeDocument/2006/math" xmlns:v="urn:schemas-microsoft-com:vml" xmlns:wp14="http://schemas.microsoft.com/office/word/2010/wordprocessingDrawing" xmlns:wp="http://schemas.openxmlformats.org/drawingml/2006/wordprocessingDrawing" xmlns:w10="urn:schemas-microsoft-com:office:word" xmlns:w="http://schemas.openxmlformats.org/wordprocessingml/2006/main" xmlns:w14="http://schemas.microsoft.com/office/word/2010/wordml" xmlns:w15="http://schemas.microsoft.com/office/word/2012/wordml" xmlns:w16cex="http://schemas.microsoft.com/office/word/2018/wordml/cex" xmlns:w16cid="http://schemas.microsoft.com/office/word/2016/wordml/cid" xmlns:w16="http://schemas.microsoft.com/office/word/2018/wordml" xmlns:w16sdtdh="http://schemas.microsoft.com/office/word/2020/wordml/sdtdatahash" xmlns:w16se="http://schemas.microsoft.com/office/word/2015/wordml/symex" xmlns:wpg="http://schemas.microsoft.com/office/word/2010/wordprocessingGroup" xmlns:wpi="http://schemas.microsoft.com/office/word/2010/wordprocessingInk" xmlns:wne="http://schemas.microsoft.com/office/word/2006/wordml" xmlns:wps="http://schemas.microsoft.com/office/word/2010/wordprocessingShape" mc:Ignorable="w14 w15 w16se w16cid w16 w16cex w16sdtdh wp14">
+<w:document xmlns:wpc="http://schemas.microsoft.com/office/word/2010/wordprocessingCanvas" xmlns:cx="http://schemas.microsoft.com/office/drawing/2014/chartex" xmlns:cx1="http://schemas.microsoft.com/office/drawing/2015/9/8/chartex" xmlns:cx2="http://schemas.microsoft.com/office/drawing/2015/10/21/chartex" xmlns:cx3="http://schemas.microsoft.com/office/drawing/2016/5/9/chartex" xmlns:cx4="http://schemas.microsoft.com/office/drawing/2016/5/10/chartex" xmlns:cx5="http://schemas.microsoft.com/office/drawing/2016/5/11/chartex" xmlns:cx6="http://schemas.microsoft.com/office/drawing/2016/5/12/chartex" xmlns:cx7="http://schemas.microsoft.com/office/drawing/2016/5/13/chartex" xmlns:cx8="http://schemas.microsoft.com/office/drawing/2016/5/14/chartex" xmlns:mc="http://schemas.openxmlformats.org/markup-compatibility/2006" xmlns:aink="http://schemas.microsoft.com/office/drawing/2016/ink" xmlns:am3d="http://schemas.microsoft.com/office/drawing/2017/model3d" xmlns:o="urn:schemas-microsoft-com:office:office" xmlns:oel="http://schemas.microsoft.com/office/2019/extlst" xmlns:r="http://schemas.openxmlformats.org/officeDocument/2006/relationships" xmlns:m="http://schemas.openxmlformats.org/officeDocument/2006/math" xmlns:v="urn:schemas-microsoft-com:vml" xmlns:wp14="http://schemas.microsoft.com/office/word/2010/wordprocessingDrawing" xmlns:wp="http://schemas.openxmlformats.org/drawingml/2006/wordprocessingDrawing" xmlns:w10="urn:schemas-microsoft-com:office:word" xmlns:w="http://schemas.openxmlformats.org/wordprocessingml/2006/main" xmlns:w14="http://schemas.microsoft.com/office/word/2010/wordml" xmlns:w15="http://schemas.microsoft.com/office/word/2012/wordml" xmlns:w16cex="http://schemas.microsoft.com/office/word/2018/wordml/cex" xmlns:w16cid="http://schemas.microsoft.com/office/word/2016/wordml/cid" xmlns:w16="http://schemas.microsoft.com/office/word/2018/wordml" xmlns:w16sdtdh="http://schemas.microsoft.com/office/word/2020/wordml/sdtdatahash" xmlns:w16se="http://schemas.microsoft.com/office/word/2015/wordml/symex" xmlns:wpg="http://schemas.microsoft.com/office/word/2010/wordprocessingGroup" xmlns:wpi="http://schemas.microsoft.com/office/word/2010/wordprocessingInk" xmlns:wne="http://schemas.microsoft.com/office/word/2006/wordml" xmlns:wps="http://schemas.microsoft.com/office/word/2010/wordprocessingShape" mc:Ignorable="w14 w15 w16se w16cid w16 w16cex w16sdtdh wp14">
   <w:body>
     <w:p>
       <w:pPr>
@@ -12,6 +12,15 @@
           <w:szCs w:val="26"/>
         </w:rPr>
       </w:pPr>
+      <w:r>
+        <w:rPr>
+          <w:b/>
+          <w:bCs/>
+          <w:sz w:val="26"/>
+          <w:szCs w:val="26"/>
+        </w:rPr>
+        <w:t>=</w:t>
+      </w:r>
       <w:r>
         <w:rPr>
           <w:b/>

--- a/Laptops/5- Capacitor.docx
+++ b/Laptops/5- Capacitor.docx
@@ -271,13 +271,69 @@
           <w:szCs w:val="32"/>
         </w:rPr>
       </w:pPr>
-      <w:r>
+    </w:p>
+    <w:p>
+      <w:pPr>
+        <w:jc w:val="center"/>
         <w:rPr>
           <w:b/>
           <w:bCs/>
           <w:sz w:val="32"/>
           <w:szCs w:val="32"/>
         </w:rPr>
+      </w:pPr>
+    </w:p>
+    <w:p>
+      <w:pPr>
+        <w:jc w:val="center"/>
+        <w:rPr>
+          <w:b/>
+          <w:bCs/>
+          <w:sz w:val="32"/>
+          <w:szCs w:val="32"/>
+        </w:rPr>
+      </w:pPr>
+    </w:p>
+    <w:p>
+      <w:pPr>
+        <w:jc w:val="center"/>
+        <w:rPr>
+          <w:b/>
+          <w:bCs/>
+          <w:sz w:val="32"/>
+          <w:szCs w:val="32"/>
+        </w:rPr>
+      </w:pPr>
+    </w:p>
+    <w:p>
+      <w:pPr>
+        <w:jc w:val="center"/>
+        <w:rPr>
+          <w:b/>
+          <w:bCs/>
+          <w:sz w:val="32"/>
+          <w:szCs w:val="32"/>
+        </w:rPr>
+      </w:pPr>
+    </w:p>
+    <w:p>
+      <w:pPr>
+        <w:jc w:val="center"/>
+        <w:rPr>
+          <w:b/>
+          <w:bCs/>
+          <w:sz w:val="32"/>
+          <w:szCs w:val="32"/>
+        </w:rPr>
+      </w:pPr>
+      <w:r>
+        <w:rPr>
+          <w:b/>
+          <w:bCs/>
+          <w:sz w:val="32"/>
+          <w:szCs w:val="32"/>
+        </w:rPr>
+        <w:lastRenderedPageBreak/>
         <w:t>Types of Capacitor</w:t>
       </w:r>
     </w:p>
@@ -294,7 +350,6 @@
           <w:sz w:val="26"/>
           <w:szCs w:val="26"/>
         </w:rPr>
-        <w:lastRenderedPageBreak/>
         <w:drawing>
           <wp:inline distT="0" distB="0" distL="0" distR="0" wp14:anchorId="3140BDE9" wp14:editId="21EC7E1E">
             <wp:extent cx="6486525" cy="3143250"/>
@@ -449,6 +504,7 @@
           <w:sz w:val="26"/>
           <w:szCs w:val="26"/>
         </w:rPr>
+        <w:lastRenderedPageBreak/>
         <w:drawing>
           <wp:inline distT="0" distB="0" distL="0" distR="0" wp14:anchorId="7E0CE614" wp14:editId="28476FFA">
             <wp:extent cx="6486525" cy="3086100"/>
@@ -512,7 +568,6 @@
           <w:sz w:val="26"/>
           <w:szCs w:val="26"/>
         </w:rPr>
-        <w:lastRenderedPageBreak/>
         <w:drawing>
           <wp:inline distT="0" distB="0" distL="0" distR="0" wp14:anchorId="698B4C37" wp14:editId="1C0B0EEB">
             <wp:extent cx="6486525" cy="1866900"/>
@@ -657,6 +712,7 @@
           <w:sz w:val="26"/>
           <w:szCs w:val="26"/>
         </w:rPr>
+        <w:lastRenderedPageBreak/>
         <w:drawing>
           <wp:inline distT="0" distB="0" distL="0" distR="0" wp14:anchorId="1DA89DD4" wp14:editId="31A7C600">
             <wp:extent cx="6496050" cy="3152775"/>
@@ -734,7 +790,6 @@
           <w:sz w:val="26"/>
           <w:szCs w:val="26"/>
         </w:rPr>
-        <w:lastRenderedPageBreak/>
         <w:drawing>
           <wp:inline distT="0" distB="0" distL="0" distR="0" wp14:anchorId="5F3A3C42" wp14:editId="5F9BB87E">
             <wp:extent cx="6486525" cy="4229100"/>
@@ -822,6 +877,7 @@
           <w:sz w:val="26"/>
           <w:szCs w:val="26"/>
         </w:rPr>
+        <w:lastRenderedPageBreak/>
         <w:drawing>
           <wp:inline distT="0" distB="0" distL="0" distR="0" wp14:anchorId="021E41C5" wp14:editId="3F9ED465">
             <wp:extent cx="6486525" cy="3352800"/>
@@ -899,7 +955,6 @@
           <w:sz w:val="26"/>
           <w:szCs w:val="26"/>
         </w:rPr>
-        <w:lastRenderedPageBreak/>
         <w:drawing>
           <wp:inline distT="0" distB="0" distL="0" distR="0" wp14:anchorId="6D990612" wp14:editId="7C4C6D6F">
             <wp:extent cx="6496050" cy="2962275"/>
@@ -977,6 +1032,7 @@
           <w:sz w:val="26"/>
           <w:szCs w:val="26"/>
         </w:rPr>
+        <w:lastRenderedPageBreak/>
         <w:drawing>
           <wp:inline distT="0" distB="0" distL="0" distR="0" wp14:anchorId="03B1A883" wp14:editId="35A94D98">
             <wp:extent cx="6486525" cy="3876675"/>

--- a/Laptops/5- Capacitor.docx
+++ b/Laptops/5- Capacitor.docx
@@ -12,6 +12,15 @@
           <w:szCs w:val="26"/>
         </w:rPr>
       </w:pPr>
+      <w:r>
+        <w:rPr>
+          <w:b/>
+          <w:bCs/>
+          <w:sz w:val="26"/>
+          <w:szCs w:val="26"/>
+        </w:rPr>
+        <w:t xml:space="preserve"> </w:t>
+      </w:r>
       <w:r>
         <w:rPr>
           <w:b/>

--- a/Laptops/5- Capacitor.docx
+++ b/Laptops/5- Capacitor.docx
@@ -108,16 +108,45 @@
     <w:p>
       <w:pPr>
         <w:rPr>
-          <w:sz w:val="26"/>
-          <w:szCs w:val="26"/>
-        </w:rPr>
-      </w:pPr>
-      <w:r>
-        <w:rPr>
-          <w:sz w:val="26"/>
-          <w:szCs w:val="26"/>
-        </w:rPr>
-        <w:t>Denoting Letter - C</w:t>
+          <w:b/>
+          <w:bCs/>
+          <w:sz w:val="26"/>
+          <w:szCs w:val="26"/>
+        </w:rPr>
+      </w:pPr>
+      <w:r>
+        <w:rPr>
+          <w:sz w:val="26"/>
+          <w:szCs w:val="26"/>
+        </w:rPr>
+        <w:t xml:space="preserve">Denoting Letter </w:t>
+      </w:r>
+      <w:r>
+        <w:rPr>
+          <w:b/>
+          <w:bCs/>
+          <w:sz w:val="26"/>
+          <w:szCs w:val="26"/>
+        </w:rPr>
+        <w:t>–</w:t>
+      </w:r>
+      <w:r>
+        <w:rPr>
+          <w:b/>
+          <w:bCs/>
+          <w:sz w:val="26"/>
+          <w:szCs w:val="26"/>
+        </w:rPr>
+        <w:t xml:space="preserve"> C</w:t>
+      </w:r>
+      <w:r>
+        <w:rPr>
+          <w:b/>
+          <w:bCs/>
+          <w:sz w:val="26"/>
+          <w:szCs w:val="26"/>
+        </w:rPr>
+        <w:t>, PC, PTC</w:t>
       </w:r>
     </w:p>
     <w:p>

--- a/Laptops/5- Capacitor.docx
+++ b/Laptops/5- Capacitor.docx
@@ -180,7 +180,7 @@
                     </pic:cNvPicPr>
                   </pic:nvPicPr>
                   <pic:blipFill>
-                    <a:blip r:embed="rId4">
+                    <a:blip r:embed="rId5">
                       <a:extLst>
                         <a:ext uri="{28A0092B-C50C-407E-A947-70E740481C1C}">
                           <a14:useLocalDpi xmlns:a14="http://schemas.microsoft.com/office/drawing/2010/main" val="0"/>
@@ -251,7 +251,7 @@
                     </pic:cNvPicPr>
                   </pic:nvPicPr>
                   <pic:blipFill>
-                    <a:blip r:embed="rId5">
+                    <a:blip r:embed="rId6">
                       <a:extLst>
                         <a:ext uri="{28A0092B-C50C-407E-A947-70E740481C1C}">
                           <a14:useLocalDpi xmlns:a14="http://schemas.microsoft.com/office/drawing/2010/main" val="0"/>
@@ -406,7 +406,7 @@
                     </pic:cNvPicPr>
                   </pic:nvPicPr>
                   <pic:blipFill>
-                    <a:blip r:embed="rId6">
+                    <a:blip r:embed="rId7">
                       <a:extLst>
                         <a:ext uri="{28A0092B-C50C-407E-A947-70E740481C1C}">
                           <a14:useLocalDpi xmlns:a14="http://schemas.microsoft.com/office/drawing/2010/main" val="0"/>
@@ -469,7 +469,7 @@
                     </pic:cNvPicPr>
                   </pic:nvPicPr>
                   <pic:blipFill>
-                    <a:blip r:embed="rId7">
+                    <a:blip r:embed="rId8">
                       <a:extLst>
                         <a:ext uri="{28A0092B-C50C-407E-A947-70E740481C1C}">
                           <a14:useLocalDpi xmlns:a14="http://schemas.microsoft.com/office/drawing/2010/main" val="0"/>
@@ -519,6 +519,25 @@
         </w:rPr>
         <w:t>Note: current store kr ke rakhata hai.</w:t>
       </w:r>
+    </w:p>
+    <w:p>
+      <w:pPr>
+        <w:rPr>
+          <w:b/>
+          <w:bCs/>
+          <w:sz w:val="26"/>
+          <w:szCs w:val="26"/>
+        </w:rPr>
+      </w:pPr>
+      <w:r>
+        <w:rPr>
+          <w:b/>
+          <w:bCs/>
+          <w:sz w:val="26"/>
+          <w:szCs w:val="26"/>
+        </w:rPr>
+        <w:t>Microfered jitna jyada hoga utna jyada filter karega. Utni jyda purity dega</w:t>
+      </w:r>
       <w:r>
         <w:rPr>
           <w:b/>
@@ -561,7 +580,7 @@
                     </pic:cNvPicPr>
                   </pic:nvPicPr>
                   <pic:blipFill>
-                    <a:blip r:embed="rId8">
+                    <a:blip r:embed="rId9">
                       <a:extLst>
                         <a:ext uri="{28A0092B-C50C-407E-A947-70E740481C1C}">
                           <a14:useLocalDpi xmlns:a14="http://schemas.microsoft.com/office/drawing/2010/main" val="0"/>
@@ -624,7 +643,7 @@
                     </pic:cNvPicPr>
                   </pic:nvPicPr>
                   <pic:blipFill>
-                    <a:blip r:embed="rId9">
+                    <a:blip r:embed="rId10">
                       <a:extLst>
                         <a:ext uri="{28A0092B-C50C-407E-A947-70E740481C1C}">
                           <a14:useLocalDpi xmlns:a14="http://schemas.microsoft.com/office/drawing/2010/main" val="0"/>
@@ -702,6 +721,25 @@
           <w:szCs w:val="26"/>
         </w:rPr>
       </w:pPr>
+      <w:r>
+        <w:rPr>
+          <w:b/>
+          <w:bCs/>
+          <w:sz w:val="26"/>
+          <w:szCs w:val="26"/>
+        </w:rPr>
+        <w:t>Identification - Brown and white body</w:t>
+      </w:r>
+    </w:p>
+    <w:p>
+      <w:pPr>
+        <w:rPr>
+          <w:b/>
+          <w:bCs/>
+          <w:sz w:val="26"/>
+          <w:szCs w:val="26"/>
+        </w:rPr>
+      </w:pPr>
     </w:p>
     <w:p>
       <w:pPr>
@@ -769,7 +807,7 @@
                     </pic:cNvPicPr>
                   </pic:nvPicPr>
                   <pic:blipFill>
-                    <a:blip r:embed="rId10">
+                    <a:blip r:embed="rId11">
                       <a:extLst>
                         <a:ext uri="{28A0092B-C50C-407E-A947-70E740481C1C}">
                           <a14:useLocalDpi xmlns:a14="http://schemas.microsoft.com/office/drawing/2010/main" val="0"/>
@@ -846,7 +884,7 @@
                     </pic:cNvPicPr>
                   </pic:nvPicPr>
                   <pic:blipFill>
-                    <a:blip r:embed="rId11">
+                    <a:blip r:embed="rId12">
                       <a:extLst>
                         <a:ext uri="{28A0092B-C50C-407E-A947-70E740481C1C}">
                           <a14:useLocalDpi xmlns:a14="http://schemas.microsoft.com/office/drawing/2010/main" val="0"/>
@@ -934,7 +972,7 @@
                     </pic:cNvPicPr>
                   </pic:nvPicPr>
                   <pic:blipFill>
-                    <a:blip r:embed="rId12">
+                    <a:blip r:embed="rId13">
                       <a:extLst>
                         <a:ext uri="{28A0092B-C50C-407E-A947-70E740481C1C}">
                           <a14:useLocalDpi xmlns:a14="http://schemas.microsoft.com/office/drawing/2010/main" val="0"/>
@@ -1011,7 +1049,7 @@
                     </pic:cNvPicPr>
                   </pic:nvPicPr>
                   <pic:blipFill>
-                    <a:blip r:embed="rId13">
+                    <a:blip r:embed="rId14">
                       <a:extLst>
                         <a:ext uri="{28A0092B-C50C-407E-A947-70E740481C1C}">
                           <a14:useLocalDpi xmlns:a14="http://schemas.microsoft.com/office/drawing/2010/main" val="0"/>
@@ -1089,7 +1127,7 @@
                     </pic:cNvPicPr>
                   </pic:nvPicPr>
                   <pic:blipFill>
-                    <a:blip r:embed="rId14">
+                    <a:blip r:embed="rId15">
                       <a:extLst>
                         <a:ext uri="{28A0092B-C50C-407E-A947-70E740481C1C}">
                           <a14:useLocalDpi xmlns:a14="http://schemas.microsoft.com/office/drawing/2010/main" val="0"/>
@@ -1121,6 +1159,83 @@
         </w:drawing>
       </w:r>
     </w:p>
+    <w:p>
+      <w:pPr>
+        <w:rPr>
+          <w:b/>
+          <w:bCs/>
+          <w:sz w:val="26"/>
+          <w:szCs w:val="26"/>
+        </w:rPr>
+      </w:pPr>
+    </w:p>
+    <w:p>
+      <w:pPr>
+        <w:rPr>
+          <w:b/>
+          <w:bCs/>
+          <w:sz w:val="26"/>
+          <w:szCs w:val="26"/>
+        </w:rPr>
+      </w:pPr>
+      <w:r>
+        <w:rPr>
+          <w:b/>
+          <w:bCs/>
+          <w:sz w:val="26"/>
+          <w:szCs w:val="26"/>
+        </w:rPr>
+        <w:t>Laptop me two types capacitor use hote hai</w:t>
+      </w:r>
+    </w:p>
+    <w:p>
+      <w:pPr>
+        <w:pStyle w:val="ListParagraph"/>
+        <w:numPr>
+          <w:ilvl w:val="0"/>
+          <w:numId w:val="1"/>
+        </w:numPr>
+        <w:rPr>
+          <w:b/>
+          <w:bCs/>
+          <w:sz w:val="26"/>
+          <w:szCs w:val="26"/>
+        </w:rPr>
+      </w:pPr>
+      <w:r>
+        <w:rPr>
+          <w:b/>
+          <w:bCs/>
+          <w:sz w:val="26"/>
+          <w:szCs w:val="26"/>
+        </w:rPr>
+        <w:t xml:space="preserve">Cylindrical </w:t>
+      </w:r>
+    </w:p>
+    <w:p>
+      <w:pPr>
+        <w:pStyle w:val="ListParagraph"/>
+        <w:numPr>
+          <w:ilvl w:val="0"/>
+          <w:numId w:val="1"/>
+        </w:numPr>
+        <w:rPr>
+          <w:b/>
+          <w:bCs/>
+          <w:sz w:val="26"/>
+          <w:szCs w:val="26"/>
+        </w:rPr>
+      </w:pPr>
+      <w:r>
+        <w:rPr>
+          <w:b/>
+          <w:bCs/>
+          <w:sz w:val="26"/>
+          <w:szCs w:val="26"/>
+        </w:rPr>
+        <w:t>Tantalum</w:t>
+      </w:r>
+    </w:p>
     <w:sectPr>
       <w:pgSz w:w="12240" w:h="15840"/>
       <w:pgMar w:top="1008" w:right="1008" w:bottom="1008" w:left="1008" w:header="720" w:footer="720" w:gutter="0"/>
@@ -1130,6 +1245,103 @@
     </w:sectPr>
   </w:body>
 </w:document>
+</file>
+
+<file path=word/numbering.xml><?xml version="1.0" encoding="utf-8"?>
+<w:numbering xmlns:wpc="http://schemas.microsoft.com/office/word/2010/wordprocessingCanvas" xmlns:cx="http://schemas.microsoft.com/office/drawing/2014/chartex" xmlns:cx1="http://schemas.microsoft.com/office/drawing/2015/9/8/chartex" xmlns:cx2="http://schemas.microsoft.com/office/drawing/2015/10/21/chartex" xmlns:cx3="http://schemas.microsoft.com/office/drawing/2016/5/9/chartex" xmlns:cx4="http://schemas.microsoft.com/office/drawing/2016/5/10/chartex" xmlns:cx5="http://schemas.microsoft.com/office/drawing/2016/5/11/chartex" xmlns:cx6="http://schemas.microsoft.com/office/drawing/2016/5/12/chartex" xmlns:cx7="http://schemas.microsoft.com/office/drawing/2016/5/13/chartex" xmlns:cx8="http://schemas.microsoft.com/office/drawing/2016/5/14/chartex" xmlns:mc="http://schemas.openxmlformats.org/markup-compatibility/2006" xmlns:aink="http://schemas.microsoft.com/office/drawing/2016/ink" xmlns:am3d="http://schemas.microsoft.com/office/drawing/2017/model3d" xmlns:o="urn:schemas-microsoft-com:office:office" xmlns:oel="http://schemas.microsoft.com/office/2019/extlst" xmlns:r="http://schemas.openxmlformats.org/officeDocument/2006/relationships" xmlns:m="http://schemas.openxmlformats.org/officeDocument/2006/math" xmlns:v="urn:schemas-microsoft-com:vml" xmlns:wp14="http://schemas.microsoft.com/office/word/2010/wordprocessingDrawing" xmlns:wp="http://schemas.openxmlformats.org/drawingml/2006/wordprocessingDrawing" xmlns:w10="urn:schemas-microsoft-com:office:word" xmlns:w="http://schemas.openxmlformats.org/wordprocessingml/2006/main" xmlns:w14="http://schemas.microsoft.com/office/word/2010/wordml" xmlns:w15="http://schemas.microsoft.com/office/word/2012/wordml" xmlns:w16cex="http://schemas.microsoft.com/office/word/2018/wordml/cex" xmlns:w16cid="http://schemas.microsoft.com/office/word/2016/wordml/cid" xmlns:w16="http://schemas.microsoft.com/office/word/2018/wordml" xmlns:w16sdtdh="http://schemas.microsoft.com/office/word/2020/wordml/sdtdatahash" xmlns:w16se="http://schemas.microsoft.com/office/word/2015/wordml/symex" xmlns:wpg="http://schemas.microsoft.com/office/word/2010/wordprocessingGroup" xmlns:wpi="http://schemas.microsoft.com/office/word/2010/wordprocessingInk" xmlns:wne="http://schemas.microsoft.com/office/word/2006/wordml" xmlns:wps="http://schemas.microsoft.com/office/word/2010/wordprocessingShape" mc:Ignorable="w14 w15 w16se w16cid w16 w16cex w16sdtdh wp14">
+  <w:abstractNum w:abstractNumId="0" w15:restartNumberingAfterBreak="0">
+    <w:nsid w:val="730720F9"/>
+    <w:multiLevelType w:val="hybridMultilevel"/>
+    <w:tmpl w:val="5E904A7A"/>
+    <w:lvl w:ilvl="0" w:tplc="2C5642AE">
+      <w:start w:val="1"/>
+      <w:numFmt w:val="decimal"/>
+      <w:lvlText w:val="%1-"/>
+      <w:lvlJc w:val="left"/>
+      <w:pPr>
+        <w:ind w:left="720" w:hanging="360"/>
+      </w:pPr>
+      <w:rPr>
+        <w:rFonts w:hint="default"/>
+      </w:rPr>
+    </w:lvl>
+    <w:lvl w:ilvl="1" w:tplc="04090019" w:tentative="1">
+      <w:start w:val="1"/>
+      <w:numFmt w:val="lowerLetter"/>
+      <w:lvlText w:val="%2."/>
+      <w:lvlJc w:val="left"/>
+      <w:pPr>
+        <w:ind w:left="1440" w:hanging="360"/>
+      </w:pPr>
+    </w:lvl>
+    <w:lvl w:ilvl="2" w:tplc="0409001B" w:tentative="1">
+      <w:start w:val="1"/>
+      <w:numFmt w:val="lowerRoman"/>
+      <w:lvlText w:val="%3."/>
+      <w:lvlJc w:val="right"/>
+      <w:pPr>
+        <w:ind w:left="2160" w:hanging="180"/>
+      </w:pPr>
+    </w:lvl>
+    <w:lvl w:ilvl="3" w:tplc="0409000F" w:tentative="1">
+      <w:start w:val="1"/>
+      <w:numFmt w:val="decimal"/>
+      <w:lvlText w:val="%4."/>
+      <w:lvlJc w:val="left"/>
+      <w:pPr>
+        <w:ind w:left="2880" w:hanging="360"/>
+      </w:pPr>
+    </w:lvl>
+    <w:lvl w:ilvl="4" w:tplc="04090019" w:tentative="1">
+      <w:start w:val="1"/>
+      <w:numFmt w:val="lowerLetter"/>
+      <w:lvlText w:val="%5."/>
+      <w:lvlJc w:val="left"/>
+      <w:pPr>
+        <w:ind w:left="3600" w:hanging="360"/>
+      </w:pPr>
+    </w:lvl>
+    <w:lvl w:ilvl="5" w:tplc="0409001B" w:tentative="1">
+      <w:start w:val="1"/>
+      <w:numFmt w:val="lowerRoman"/>
+      <w:lvlText w:val="%6."/>
+      <w:lvlJc w:val="right"/>
+      <w:pPr>
+        <w:ind w:left="4320" w:hanging="180"/>
+      </w:pPr>
+    </w:lvl>
+    <w:lvl w:ilvl="6" w:tplc="0409000F" w:tentative="1">
+      <w:start w:val="1"/>
+      <w:numFmt w:val="decimal"/>
+      <w:lvlText w:val="%7."/>
+      <w:lvlJc w:val="left"/>
+      <w:pPr>
+        <w:ind w:left="5040" w:hanging="360"/>
+      </w:pPr>
+    </w:lvl>
+    <w:lvl w:ilvl="7" w:tplc="04090019" w:tentative="1">
+      <w:start w:val="1"/>
+      <w:numFmt w:val="lowerLetter"/>
+      <w:lvlText w:val="%8."/>
+      <w:lvlJc w:val="left"/>
+      <w:pPr>
+        <w:ind w:left="5760" w:hanging="360"/>
+      </w:pPr>
+    </w:lvl>
+    <w:lvl w:ilvl="8" w:tplc="0409001B" w:tentative="1">
+      <w:start w:val="1"/>
+      <w:numFmt w:val="lowerRoman"/>
+      <w:lvlText w:val="%9."/>
+      <w:lvlJc w:val="right"/>
+      <w:pPr>
+        <w:ind w:left="6480" w:hanging="180"/>
+      </w:pPr>
+    </w:lvl>
+  </w:abstractNum>
+  <w:num w:numId="1" w16cid:durableId="2122606675">
+    <w:abstractNumId w:val="0"/>
+  </w:num>
+</w:numbering>
 </file>
 
 <file path=word/styles.xml><?xml version="1.0" encoding="utf-8"?>

--- a/Laptops/5- Capacitor.docx
+++ b/Laptops/5- Capacitor.docx
@@ -28,96 +28,133 @@
           <w:sz w:val="26"/>
           <w:szCs w:val="26"/>
         </w:rPr>
-        <w:t>=</w:t>
-      </w:r>
-      <w:r>
-        <w:rPr>
-          <w:b/>
-          <w:bCs/>
-          <w:sz w:val="26"/>
-          <w:szCs w:val="26"/>
-        </w:rPr>
         <w:t>Capacitor</w:t>
       </w:r>
     </w:p>
     <w:p>
       <w:pPr>
-        <w:rPr>
-          <w:sz w:val="26"/>
-          <w:szCs w:val="26"/>
-        </w:rPr>
-      </w:pPr>
-      <w:r>
-        <w:rPr>
-          <w:sz w:val="26"/>
-          <w:szCs w:val="26"/>
+        <w:spacing w:line="240" w:lineRule="auto"/>
+        <w:rPr>
+          <w:sz w:val="24"/>
+          <w:szCs w:val="24"/>
+        </w:rPr>
+      </w:pPr>
+      <w:r>
+        <w:rPr>
+          <w:sz w:val="24"/>
+          <w:szCs w:val="24"/>
         </w:rPr>
         <w:t>A capacitor</w:t>
       </w:r>
       <w:r>
         <w:rPr>
-          <w:sz w:val="26"/>
-          <w:szCs w:val="26"/>
+          <w:sz w:val="24"/>
+          <w:szCs w:val="24"/>
         </w:rPr>
         <w:t xml:space="preserve"> is used to store energy</w:t>
       </w:r>
-    </w:p>
-    <w:p>
-      <w:pPr>
-        <w:rPr>
-          <w:sz w:val="26"/>
-          <w:szCs w:val="26"/>
-        </w:rPr>
-      </w:pPr>
-      <w:r>
-        <w:rPr>
-          <w:sz w:val="26"/>
-          <w:szCs w:val="26"/>
+      <w:r>
+        <w:rPr>
+          <w:sz w:val="24"/>
+          <w:szCs w:val="24"/>
+        </w:rPr>
+        <w:t xml:space="preserve"> </w:t>
+      </w:r>
+    </w:p>
+    <w:p>
+      <w:pPr>
+        <w:spacing w:line="240" w:lineRule="auto"/>
+        <w:rPr>
+          <w:rFonts w:ascii="Courier New" w:hAnsi="Courier New" w:cs="Courier New"/>
+          <w:sz w:val="24"/>
+          <w:szCs w:val="24"/>
+        </w:rPr>
+      </w:pPr>
+      <w:r>
+        <w:rPr>
+          <w:rFonts w:ascii="Courier New" w:hAnsi="Courier New" w:cs="Courier New"/>
+          <w:sz w:val="24"/>
+          <w:szCs w:val="24"/>
+        </w:rPr>
+        <w:t>Current ko charge ke roop me store krta hai</w:t>
+      </w:r>
+    </w:p>
+    <w:p>
+      <w:pPr>
+        <w:spacing w:line="240" w:lineRule="auto"/>
+        <w:rPr>
+          <w:rFonts w:ascii="Courier New" w:hAnsi="Courier New" w:cs="Courier New"/>
+          <w:sz w:val="24"/>
+          <w:szCs w:val="24"/>
+        </w:rPr>
+      </w:pPr>
+      <w:r>
+        <w:rPr>
+          <w:rFonts w:ascii="Courier New" w:hAnsi="Courier New" w:cs="Courier New"/>
+          <w:sz w:val="24"/>
+          <w:szCs w:val="24"/>
+        </w:rPr>
+        <w:t>Ac ko pass krta hai DC ko block krta hai</w:t>
+      </w:r>
+    </w:p>
+    <w:p>
+      <w:pPr>
+        <w:spacing w:line="240" w:lineRule="auto"/>
+        <w:rPr>
+          <w:sz w:val="24"/>
+          <w:szCs w:val="24"/>
+        </w:rPr>
+      </w:pPr>
+      <w:r>
+        <w:rPr>
+          <w:sz w:val="24"/>
+          <w:szCs w:val="24"/>
         </w:rPr>
         <w:t>A capacitor</w:t>
       </w:r>
       <w:r>
         <w:rPr>
-          <w:sz w:val="26"/>
-          <w:szCs w:val="26"/>
+          <w:sz w:val="24"/>
+          <w:szCs w:val="24"/>
         </w:rPr>
         <w:t xml:space="preserve"> is used to separate </w:t>
       </w:r>
       <w:r>
         <w:rPr>
-          <w:sz w:val="26"/>
-          <w:szCs w:val="26"/>
+          <w:sz w:val="24"/>
+          <w:szCs w:val="24"/>
         </w:rPr>
         <w:t xml:space="preserve">the </w:t>
       </w:r>
       <w:r>
         <w:rPr>
-          <w:sz w:val="26"/>
-          <w:szCs w:val="26"/>
+          <w:sz w:val="24"/>
+          <w:szCs w:val="24"/>
         </w:rPr>
         <w:t xml:space="preserve">AC and DC </w:t>
       </w:r>
       <w:r>
         <w:rPr>
-          <w:sz w:val="26"/>
-          <w:szCs w:val="26"/>
+          <w:sz w:val="24"/>
+          <w:szCs w:val="24"/>
         </w:rPr>
         <w:t>signals</w:t>
       </w:r>
     </w:p>
     <w:p>
       <w:pPr>
-        <w:rPr>
-          <w:b/>
-          <w:bCs/>
-          <w:sz w:val="26"/>
-          <w:szCs w:val="26"/>
-        </w:rPr>
-      </w:pPr>
-      <w:r>
-        <w:rPr>
-          <w:sz w:val="26"/>
-          <w:szCs w:val="26"/>
+        <w:spacing w:line="240" w:lineRule="auto"/>
+        <w:rPr>
+          <w:b/>
+          <w:bCs/>
+          <w:sz w:val="24"/>
+          <w:szCs w:val="24"/>
+        </w:rPr>
+      </w:pPr>
+      <w:r>
+        <w:rPr>
+          <w:sz w:val="24"/>
+          <w:szCs w:val="24"/>
         </w:rPr>
         <w:t xml:space="preserve">Denoting Letter </w:t>
       </w:r>
@@ -125,8 +162,8 @@
         <w:rPr>
           <w:b/>
           <w:bCs/>
-          <w:sz w:val="26"/>
-          <w:szCs w:val="26"/>
+          <w:sz w:val="24"/>
+          <w:szCs w:val="24"/>
         </w:rPr>
         <w:t>–</w:t>
       </w:r>
@@ -134,8 +171,8 @@
         <w:rPr>
           <w:b/>
           <w:bCs/>
-          <w:sz w:val="26"/>
-          <w:szCs w:val="26"/>
+          <w:sz w:val="24"/>
+          <w:szCs w:val="24"/>
         </w:rPr>
         <w:t xml:space="preserve"> C</w:t>
       </w:r>
@@ -143,10 +180,30 @@
         <w:rPr>
           <w:b/>
           <w:bCs/>
-          <w:sz w:val="26"/>
-          <w:szCs w:val="26"/>
+          <w:sz w:val="24"/>
+          <w:szCs w:val="24"/>
         </w:rPr>
         <w:t>, PC, PTC</w:t>
+      </w:r>
+    </w:p>
+    <w:p>
+      <w:pPr>
+        <w:spacing w:line="240" w:lineRule="auto"/>
+        <w:rPr>
+          <w:b/>
+          <w:bCs/>
+          <w:sz w:val="24"/>
+          <w:szCs w:val="24"/>
+        </w:rPr>
+      </w:pPr>
+      <w:r>
+        <w:rPr>
+          <w:b/>
+          <w:bCs/>
+          <w:sz w:val="24"/>
+          <w:szCs w:val="24"/>
+        </w:rPr>
+        <w:t>Measurment Unit – Farad (f)</w:t>
       </w:r>
     </w:p>
     <w:p>
@@ -371,7 +428,6 @@
           <w:sz w:val="32"/>
           <w:szCs w:val="32"/>
         </w:rPr>
-        <w:lastRenderedPageBreak/>
         <w:t>Types of Capacitor</w:t>
       </w:r>
     </w:p>
@@ -711,6 +767,15 @@
         </w:rPr>
         <w:t>filter</w:t>
       </w:r>
+      <w:r>
+        <w:rPr>
+          <w:b/>
+          <w:bCs/>
+          <w:sz w:val="26"/>
+          <w:szCs w:val="26"/>
+        </w:rPr>
+        <w:t xml:space="preserve"> (PURE KRNE KE LIYE)</w:t>
+      </w:r>
     </w:p>
     <w:p>
       <w:pPr>
@@ -1187,6 +1252,15 @@
         </w:rPr>
         <w:t>Laptop me two types capacitor use hote hai</w:t>
       </w:r>
+      <w:r>
+        <w:rPr>
+          <w:b/>
+          <w:bCs/>
+          <w:sz w:val="26"/>
+          <w:szCs w:val="26"/>
+        </w:rPr>
+        <w:t xml:space="preserve"> (Polar)</w:t>
+      </w:r>
     </w:p>
     <w:p>
       <w:pPr>
@@ -1196,16 +1270,12 @@
           <w:numId w:val="1"/>
         </w:numPr>
         <w:rPr>
-          <w:b/>
-          <w:bCs/>
-          <w:sz w:val="26"/>
-          <w:szCs w:val="26"/>
-        </w:rPr>
-      </w:pPr>
-      <w:r>
-        <w:rPr>
-          <w:b/>
-          <w:bCs/>
+          <w:sz w:val="26"/>
+          <w:szCs w:val="26"/>
+        </w:rPr>
+      </w:pPr>
+      <w:r>
+        <w:rPr>
           <w:sz w:val="26"/>
           <w:szCs w:val="26"/>
         </w:rPr>
@@ -1220,20 +1290,229 @@
           <w:numId w:val="1"/>
         </w:numPr>
         <w:rPr>
-          <w:b/>
-          <w:bCs/>
-          <w:sz w:val="26"/>
-          <w:szCs w:val="26"/>
-        </w:rPr>
-      </w:pPr>
-      <w:r>
-        <w:rPr>
-          <w:b/>
-          <w:bCs/>
+          <w:sz w:val="26"/>
+          <w:szCs w:val="26"/>
+        </w:rPr>
+      </w:pPr>
+      <w:r>
+        <w:rPr>
           <w:sz w:val="26"/>
           <w:szCs w:val="26"/>
         </w:rPr>
         <w:t>Tantalum</w:t>
+      </w:r>
+    </w:p>
+    <w:p>
+      <w:pPr>
+        <w:rPr>
+          <w:b/>
+          <w:bCs/>
+          <w:sz w:val="26"/>
+          <w:szCs w:val="26"/>
+        </w:rPr>
+      </w:pPr>
+      <w:r>
+        <w:rPr>
+          <w:b/>
+          <w:bCs/>
+          <w:sz w:val="26"/>
+          <w:szCs w:val="26"/>
+        </w:rPr>
+        <w:t>Testing – off board</w:t>
+      </w:r>
+    </w:p>
+    <w:p>
+      <w:pPr>
+        <w:rPr>
+          <w:sz w:val="26"/>
+          <w:szCs w:val="26"/>
+        </w:rPr>
+      </w:pPr>
+      <w:r>
+        <w:rPr>
+          <w:sz w:val="26"/>
+          <w:szCs w:val="26"/>
+        </w:rPr>
+        <w:t>Tesing mode capacitor</w:t>
+      </w:r>
+      <w:r>
+        <w:rPr>
+          <w:sz w:val="26"/>
+          <w:szCs w:val="26"/>
+        </w:rPr>
+        <w:t xml:space="preserve"> range</w:t>
+      </w:r>
+      <w:r>
+        <w:rPr>
+          <w:sz w:val="26"/>
+          <w:szCs w:val="26"/>
+        </w:rPr>
+        <w:t xml:space="preserve"> – Polar Capacitor</w:t>
+      </w:r>
+    </w:p>
+    <w:p>
+      <w:pPr>
+        <w:rPr>
+          <w:sz w:val="26"/>
+          <w:szCs w:val="26"/>
+        </w:rPr>
+      </w:pPr>
+      <w:r>
+        <w:rPr>
+          <w:sz w:val="26"/>
+          <w:szCs w:val="26"/>
+        </w:rPr>
+        <w:t xml:space="preserve">Polar </w:t>
+      </w:r>
+      <w:r>
+        <w:rPr>
+          <w:sz w:val="26"/>
+          <w:szCs w:val="26"/>
+        </w:rPr>
+        <w:t>-</w:t>
+      </w:r>
+      <w:r>
+        <w:rPr>
+          <w:sz w:val="26"/>
+          <w:szCs w:val="26"/>
+        </w:rPr>
+        <w:t xml:space="preserve">Dono side same </w:t>
+      </w:r>
+      <w:r>
+        <w:rPr>
+          <w:sz w:val="26"/>
+          <w:szCs w:val="26"/>
+        </w:rPr>
+        <w:t xml:space="preserve">apni </w:t>
+      </w:r>
+      <w:r>
+        <w:rPr>
+          <w:sz w:val="26"/>
+          <w:szCs w:val="26"/>
+        </w:rPr>
+        <w:t>value show karta hai- tora rukna padata hai</w:t>
+      </w:r>
+      <w:r>
+        <w:rPr>
+          <w:sz w:val="26"/>
+          <w:szCs w:val="26"/>
+        </w:rPr>
+        <w:t>.</w:t>
+      </w:r>
+    </w:p>
+    <w:p>
+      <w:pPr>
+        <w:rPr>
+          <w:sz w:val="26"/>
+          <w:szCs w:val="26"/>
+        </w:rPr>
+      </w:pPr>
+      <w:r>
+        <w:rPr>
+          <w:sz w:val="26"/>
+          <w:szCs w:val="26"/>
+        </w:rPr>
+        <w:t>Testing diode Mode</w:t>
+      </w:r>
+      <w:r>
+        <w:rPr>
+          <w:sz w:val="26"/>
+          <w:szCs w:val="26"/>
+        </w:rPr>
+        <w:t xml:space="preserve"> </w:t>
+      </w:r>
+      <w:r>
+        <w:rPr>
+          <w:sz w:val="26"/>
+          <w:szCs w:val="26"/>
+        </w:rPr>
+        <w:t>– Polar Capacitor</w:t>
+      </w:r>
+    </w:p>
+    <w:p>
+      <w:pPr>
+        <w:rPr>
+          <w:sz w:val="26"/>
+          <w:szCs w:val="26"/>
+        </w:rPr>
+      </w:pPr>
+      <w:r>
+        <w:rPr>
+          <w:sz w:val="26"/>
+          <w:szCs w:val="26"/>
+        </w:rPr>
+        <w:t>Polar – probe on dono terminal- multimeter value show krne ke bad apni starting value par aa jata hai</w:t>
+      </w:r>
+      <w:r>
+        <w:rPr>
+          <w:sz w:val="26"/>
+          <w:szCs w:val="26"/>
+        </w:rPr>
+        <w:t>(1, OL)</w:t>
+      </w:r>
+    </w:p>
+    <w:p>
+      <w:pPr>
+        <w:rPr>
+          <w:sz w:val="26"/>
+          <w:szCs w:val="26"/>
+        </w:rPr>
+      </w:pPr>
+      <w:r>
+        <w:rPr>
+          <w:sz w:val="26"/>
+          <w:szCs w:val="26"/>
+        </w:rPr>
+        <w:t>Testing diode Mode – Non- Polar Capacitor</w:t>
+      </w:r>
+    </w:p>
+    <w:p>
+      <w:pPr>
+        <w:rPr>
+          <w:sz w:val="26"/>
+          <w:szCs w:val="26"/>
+        </w:rPr>
+      </w:pPr>
+      <w:r>
+        <w:rPr>
+          <w:sz w:val="26"/>
+          <w:szCs w:val="26"/>
+        </w:rPr>
+        <w:t xml:space="preserve">Non-Polar </w:t>
+      </w:r>
+      <w:r>
+        <w:rPr>
+          <w:sz w:val="26"/>
+          <w:szCs w:val="26"/>
+        </w:rPr>
+        <w:t>Proble lagane par koi value show nhi krna chahiye – krta hai to kharab hai.</w:t>
+      </w:r>
+    </w:p>
+    <w:p>
+      <w:pPr>
+        <w:rPr>
+          <w:sz w:val="26"/>
+          <w:szCs w:val="26"/>
+        </w:rPr>
+      </w:pPr>
+    </w:p>
+    <w:p>
+      <w:pPr>
+        <w:rPr>
+          <w:b/>
+          <w:bCs/>
+          <w:sz w:val="26"/>
+          <w:szCs w:val="26"/>
+        </w:rPr>
+      </w:pPr>
+      <w:r>
+        <w:rPr>
+          <w:b/>
+          <w:bCs/>
+          <w:sz w:val="26"/>
+          <w:szCs w:val="26"/>
+        </w:rPr>
+        <w:br/>
       </w:r>
     </w:p>
     <w:sectPr>
@@ -1742,6 +2021,7 @@
   <w:style w:type="paragraph" w:default="1" w:styleId="Normal">
     <w:name w:val="Normal"/>
     <w:qFormat/>
+    <w:rsid w:val="00EF4760"/>
   </w:style>
   <w:style w:type="paragraph" w:styleId="Heading1">
     <w:name w:val="heading 1"/>

--- a/Laptops/5- Capacitor.docx
+++ b/Laptops/5- Capacitor.docx
@@ -1,6 +1,6 @@
 
 <file path=word/document.xml><?xml version="1.0" encoding="utf-8"?>
-<w:document xmlns:wpc="http://schemas.microsoft.com/office/word/2010/wordprocessingCanvas" xmlns:cx="http://schemas.microsoft.com/office/drawing/2014/chartex" xmlns:cx1="http://schemas.microsoft.com/office/drawing/2015/9/8/chartex" xmlns:cx2="http://schemas.microsoft.com/office/drawing/2015/10/21/chartex" xmlns:cx3="http://schemas.microsoft.com/office/drawing/2016/5/9/chartex" xmlns:cx4="http://schemas.microsoft.com/office/drawing/2016/5/10/chartex" xmlns:cx5="http://schemas.microsoft.com/office/drawing/2016/5/11/chartex" xmlns:cx6="http://schemas.microsoft.com/office/drawing/2016/5/12/chartex" xmlns:cx7="http://schemas.microsoft.com/office/drawing/2016/5/13/chartex" xmlns:cx8="http://schemas.microsoft.com/office/drawing/2016/5/14/chartex" xmlns:mc="http://schemas.openxmlformats.org/markup-compatibility/2006" xmlns:aink="http://schemas.microsoft.com/office/drawing/2016/ink" xmlns:am3d="http://schemas.microsoft.com/office/drawing/2017/model3d" xmlns:o="urn:schemas-microsoft-com:office:office" xmlns:oel="http://schemas.microsoft.com/office/2019/extlst" xmlns:r="http://schemas.openxmlformats.org/officeDocument/2006/relationships" xmlns:m="http://schemas.openxmlformats.org/officeDocument/2006/math" xmlns:v="urn:schemas-microsoft-com:vml" xmlns:wp14="http://schemas.microsoft.com/office/word/2010/wordprocessingDrawing" xmlns:wp="http://schemas.openxmlformats.org/drawingml/2006/wordprocessingDrawing" xmlns:w10="urn:schemas-microsoft-com:office:word" xmlns:w="http://schemas.openxmlformats.org/wordprocessingml/2006/main" xmlns:w14="http://schemas.microsoft.com/office/word/2010/wordml" xmlns:w15="http://schemas.microsoft.com/office/word/2012/wordml" xmlns:w16cex="http://schemas.microsoft.com/office/word/2018/wordml/cex" xmlns:w16cid="http://schemas.microsoft.com/office/word/2016/wordml/cid" xmlns:w16="http://schemas.microsoft.com/office/word/2018/wordml" xmlns:w16sdtdh="http://schemas.microsoft.com/office/word/2020/wordml/sdtdatahash" xmlns:w16se="http://schemas.microsoft.com/office/word/2015/wordml/symex" xmlns:wpg="http://schemas.microsoft.com/office/word/2010/wordprocessingGroup" xmlns:wpi="http://schemas.microsoft.com/office/word/2010/wordprocessingInk" xmlns:wne="http://schemas.microsoft.com/office/word/2006/wordml" xmlns:wps="http://schemas.microsoft.com/office/word/2010/wordprocessingShape" mc:Ignorable="w14 w15 w16se w16cid w16 w16cex w16sdtdh wp14">
+<w:document xmlns:wpc="http://schemas.microsoft.com/office/word/2010/wordprocessingCanvas" xmlns:cx="http://schemas.microsoft.com/office/drawing/2014/chartex" xmlns:cx1="http://schemas.microsoft.com/office/drawing/2015/9/8/chartex" xmlns:cx2="http://schemas.microsoft.com/office/drawing/2015/10/21/chartex" xmlns:cx3="http://schemas.microsoft.com/office/drawing/2016/5/9/chartex" xmlns:cx4="http://schemas.microsoft.com/office/drawing/2016/5/10/chartex" xmlns:cx5="http://schemas.microsoft.com/office/drawing/2016/5/11/chartex" xmlns:cx6="http://schemas.microsoft.com/office/drawing/2016/5/12/chartex" xmlns:cx7="http://schemas.microsoft.com/office/drawing/2016/5/13/chartex" xmlns:cx8="http://schemas.microsoft.com/office/drawing/2016/5/14/chartex" xmlns:mc="http://schemas.openxmlformats.org/markup-compatibility/2006" xmlns:aink="http://schemas.microsoft.com/office/drawing/2016/ink" xmlns:am3d="http://schemas.microsoft.com/office/drawing/2017/model3d" xmlns:o="urn:schemas-microsoft-com:office:office" xmlns:r="http://schemas.openxmlformats.org/officeDocument/2006/relationships" xmlns:m="http://schemas.openxmlformats.org/officeDocument/2006/math" xmlns:v="urn:schemas-microsoft-com:vml" xmlns:wp14="http://schemas.microsoft.com/office/word/2010/wordprocessingDrawing" xmlns:wp="http://schemas.openxmlformats.org/drawingml/2006/wordprocessingDrawing" xmlns:w10="urn:schemas-microsoft-com:office:word" xmlns:w="http://schemas.openxmlformats.org/wordprocessingml/2006/main" xmlns:w14="http://schemas.microsoft.com/office/word/2010/wordml" xmlns:w15="http://schemas.microsoft.com/office/word/2012/wordml" xmlns:w16cex="http://schemas.microsoft.com/office/word/2018/wordml/cex" xmlns:w16cid="http://schemas.microsoft.com/office/word/2016/wordml/cid" xmlns:w16="http://schemas.microsoft.com/office/word/2018/wordml" xmlns:w16sdtdh="http://schemas.microsoft.com/office/word/2020/wordml/sdtdatahash" xmlns:w16se="http://schemas.microsoft.com/office/word/2015/wordml/symex" xmlns:wpg="http://schemas.microsoft.com/office/word/2010/wordprocessingGroup" xmlns:wpi="http://schemas.microsoft.com/office/word/2010/wordprocessingInk" xmlns:wne="http://schemas.microsoft.com/office/word/2006/wordml" xmlns:wps="http://schemas.microsoft.com/office/word/2010/wordprocessingShape" mc:Ignorable="w14 w15 w16se w16cid w16 w16cex w16sdtdh wp14">
   <w:body>
     <w:p>
       <w:pPr>
@@ -204,6 +204,239 @@
           <w:szCs w:val="24"/>
         </w:rPr>
         <w:t>Measurment Unit – Farad (f)</w:t>
+      </w:r>
+    </w:p>
+    <w:p>
+      <w:pPr>
+        <w:spacing w:before="100" w:beforeAutospacing="1" w:after="100" w:afterAutospacing="1" w:line="240" w:lineRule="auto"/>
+        <w:rPr>
+          <w:rFonts w:ascii="Times New Roman" w:eastAsia="Times New Roman" w:hAnsi="Times New Roman" w:cs="Times New Roman"/>
+          <w:sz w:val="24"/>
+          <w:szCs w:val="24"/>
+        </w:rPr>
+      </w:pPr>
+      <w:r>
+        <w:rPr>
+          <w:rFonts w:ascii="Times New Roman" w:eastAsia="Times New Roman" w:hAnsi="Times New Roman" w:cs="Times New Roman"/>
+          <w:sz w:val="24"/>
+          <w:szCs w:val="24"/>
+        </w:rPr>
+        <w:t>Capacitance ka basic formula:</w:t>
+      </w:r>
+    </w:p>
+    <w:p>
+      <w:pPr>
+        <w:spacing w:before="100" w:beforeAutospacing="1" w:after="100" w:afterAutospacing="1" w:line="240" w:lineRule="auto"/>
+        <w:rPr>
+          <w:rFonts w:ascii="Times New Roman" w:eastAsia="Times New Roman" w:hAnsi="Times New Roman" w:cs="Times New Roman"/>
+          <w:b/>
+          <w:bCs/>
+          <w:sz w:val="26"/>
+          <w:szCs w:val="26"/>
+        </w:rPr>
+      </w:pPr>
+      <w:r>
+        <w:rPr>
+          <w:rStyle w:val="mord"/>
+          <w:b/>
+          <w:bCs/>
+          <w:sz w:val="26"/>
+          <w:szCs w:val="26"/>
+        </w:rPr>
+        <w:t>C</w:t>
+      </w:r>
+      <w:r>
+        <w:rPr>
+          <w:rStyle w:val="mrel"/>
+          <w:b/>
+          <w:bCs/>
+          <w:sz w:val="26"/>
+          <w:szCs w:val="26"/>
+        </w:rPr>
+        <w:t>=</w:t>
+      </w:r>
+      <w:r>
+        <w:rPr>
+          <w:rStyle w:val="mord"/>
+          <w:b/>
+          <w:bCs/>
+          <w:sz w:val="26"/>
+          <w:szCs w:val="26"/>
+        </w:rPr>
+        <w:t>Q/V</w:t>
+      </w:r>
+      <w:r>
+        <w:rPr>
+          <w:rStyle w:val="vlist-s"/>
+          <w:b/>
+          <w:bCs/>
+          <w:sz w:val="26"/>
+          <w:szCs w:val="26"/>
+        </w:rPr>
+        <w:t>​</w:t>
+      </w:r>
+    </w:p>
+    <w:p>
+      <w:pPr>
+        <w:numPr>
+          <w:ilvl w:val="0"/>
+          <w:numId w:val="2"/>
+        </w:numPr>
+        <w:spacing w:before="100" w:beforeAutospacing="1" w:after="100" w:afterAutospacing="1" w:line="240" w:lineRule="auto"/>
+        <w:rPr>
+          <w:rFonts w:ascii="Times New Roman" w:eastAsia="Times New Roman" w:hAnsi="Times New Roman" w:cs="Times New Roman"/>
+          <w:sz w:val="24"/>
+          <w:szCs w:val="24"/>
+        </w:rPr>
+      </w:pPr>
+      <w:r>
+        <w:rPr>
+          <w:rFonts w:ascii="Times New Roman" w:eastAsia="Times New Roman" w:hAnsi="Times New Roman" w:cs="Times New Roman"/>
+          <w:b/>
+          <w:bCs/>
+          <w:sz w:val="24"/>
+          <w:szCs w:val="24"/>
+        </w:rPr>
+        <w:t>C</w:t>
+      </w:r>
+      <w:r>
+        <w:rPr>
+          <w:rFonts w:ascii="Times New Roman" w:eastAsia="Times New Roman" w:hAnsi="Times New Roman" w:cs="Times New Roman"/>
+          <w:sz w:val="24"/>
+          <w:szCs w:val="24"/>
+        </w:rPr>
+        <w:t xml:space="preserve"> = Capacitance (Farad)</w:t>
+      </w:r>
+    </w:p>
+    <w:p>
+      <w:pPr>
+        <w:numPr>
+          <w:ilvl w:val="0"/>
+          <w:numId w:val="2"/>
+        </w:numPr>
+        <w:spacing w:before="100" w:beforeAutospacing="1" w:after="100" w:afterAutospacing="1" w:line="240" w:lineRule="auto"/>
+        <w:rPr>
+          <w:rFonts w:ascii="Times New Roman" w:eastAsia="Times New Roman" w:hAnsi="Times New Roman" w:cs="Times New Roman"/>
+          <w:sz w:val="24"/>
+          <w:szCs w:val="24"/>
+        </w:rPr>
+      </w:pPr>
+      <w:r>
+        <w:rPr>
+          <w:rFonts w:ascii="Times New Roman" w:eastAsia="Times New Roman" w:hAnsi="Times New Roman" w:cs="Times New Roman"/>
+          <w:b/>
+          <w:bCs/>
+          <w:sz w:val="24"/>
+          <w:szCs w:val="24"/>
+        </w:rPr>
+        <w:t>Q</w:t>
+      </w:r>
+      <w:r>
+        <w:rPr>
+          <w:rFonts w:ascii="Times New Roman" w:eastAsia="Times New Roman" w:hAnsi="Times New Roman" w:cs="Times New Roman"/>
+          <w:sz w:val="24"/>
+          <w:szCs w:val="24"/>
+        </w:rPr>
+        <w:t xml:space="preserve"> = Charge (Coulomb)</w:t>
+      </w:r>
+    </w:p>
+    <w:p>
+      <w:pPr>
+        <w:numPr>
+          <w:ilvl w:val="0"/>
+          <w:numId w:val="2"/>
+        </w:numPr>
+        <w:spacing w:before="100" w:beforeAutospacing="1" w:after="100" w:afterAutospacing="1" w:line="240" w:lineRule="auto"/>
+        <w:rPr>
+          <w:rFonts w:ascii="Times New Roman" w:eastAsia="Times New Roman" w:hAnsi="Times New Roman" w:cs="Times New Roman"/>
+          <w:sz w:val="24"/>
+          <w:szCs w:val="24"/>
+        </w:rPr>
+      </w:pPr>
+      <w:r>
+        <w:rPr>
+          <w:rFonts w:ascii="Times New Roman" w:eastAsia="Times New Roman" w:hAnsi="Times New Roman" w:cs="Times New Roman"/>
+          <w:b/>
+          <w:bCs/>
+          <w:sz w:val="24"/>
+          <w:szCs w:val="24"/>
+        </w:rPr>
+        <w:t>V</w:t>
+      </w:r>
+      <w:r>
+        <w:rPr>
+          <w:rFonts w:ascii="Times New Roman" w:eastAsia="Times New Roman" w:hAnsi="Times New Roman" w:cs="Times New Roman"/>
+          <w:sz w:val="24"/>
+          <w:szCs w:val="24"/>
+        </w:rPr>
+        <w:t xml:space="preserve"> = Voltage (Volt)</w:t>
+      </w:r>
+    </w:p>
+    <w:p>
+      <w:pPr>
+        <w:pStyle w:val="Heading3"/>
+      </w:pPr>
+      <w:r>
+        <w:t>3️</w:t>
+      </w:r>
+      <w:r>
+        <w:rPr>
+          <w:rFonts w:ascii="Tahoma" w:hAnsi="Tahoma" w:cs="Tahoma"/>
+        </w:rPr>
+        <w:t>⃣</w:t>
+      </w:r>
+      <w:r>
+        <w:t xml:space="preserve"> Conversion</w:t>
+      </w:r>
+    </w:p>
+    <w:p>
+      <w:pPr>
+        <w:pStyle w:val="NormalWeb"/>
+        <w:numPr>
+          <w:ilvl w:val="0"/>
+          <w:numId w:val="3"/>
+        </w:numPr>
+      </w:pPr>
+      <w:r>
+        <w:rPr>
+          <w:rStyle w:val="Strong"/>
+          <w:rFonts w:eastAsiaTheme="majorEastAsia"/>
+        </w:rPr>
+        <w:t>1 F = 1,000,000 µF</w:t>
+      </w:r>
+    </w:p>
+    <w:p>
+      <w:pPr>
+        <w:pStyle w:val="NormalWeb"/>
+        <w:numPr>
+          <w:ilvl w:val="0"/>
+          <w:numId w:val="3"/>
+        </w:numPr>
+      </w:pPr>
+      <w:r>
+        <w:rPr>
+          <w:rStyle w:val="Strong"/>
+          <w:rFonts w:eastAsiaTheme="majorEastAsia"/>
+        </w:rPr>
+        <w:t>1 µF = 0.000001 F</w:t>
+      </w:r>
+    </w:p>
+    <w:p>
+      <w:pPr>
+        <w:spacing w:line="240" w:lineRule="auto"/>
+        <w:rPr>
+          <w:b/>
+          <w:bCs/>
+          <w:sz w:val="24"/>
+          <w:szCs w:val="24"/>
+        </w:rPr>
+      </w:pPr>
+      <w:r>
+        <w:rPr>
+          <w:b/>
+          <w:bCs/>
+        </w:rPr>
+        <w:t>1 Farad = 10⁶ Microfarad</w:t>
       </w:r>
     </w:p>
     <w:p>
@@ -290,6 +523,7 @@
           <w:sz w:val="26"/>
           <w:szCs w:val="26"/>
         </w:rPr>
+        <w:lastRenderedPageBreak/>
         <w:drawing>
           <wp:inline distT="0" distB="0" distL="0" distR="0" wp14:anchorId="1BE2237F" wp14:editId="3A6672E8">
             <wp:extent cx="6486525" cy="1266825"/>
@@ -507,6 +741,7 @@
           <w:sz w:val="26"/>
           <w:szCs w:val="26"/>
         </w:rPr>
+        <w:lastRenderedPageBreak/>
         <w:drawing>
           <wp:inline distT="0" distB="0" distL="0" distR="0" wp14:anchorId="7C286F70" wp14:editId="10DABD72">
             <wp:extent cx="5353050" cy="1666875"/>
@@ -617,7 +852,6 @@
           <w:sz w:val="26"/>
           <w:szCs w:val="26"/>
         </w:rPr>
-        <w:lastRenderedPageBreak/>
         <w:drawing>
           <wp:inline distT="0" distB="0" distL="0" distR="0" wp14:anchorId="7E0CE614" wp14:editId="28476FFA">
             <wp:extent cx="6486525" cy="3086100"/>
@@ -823,6 +1057,7 @@
           <w:szCs w:val="28"/>
           <w:highlight w:val="yellow"/>
         </w:rPr>
+        <w:lastRenderedPageBreak/>
         <w:t xml:space="preserve">5 types of </w:t>
       </w:r>
       <w:r>
@@ -853,7 +1088,6 @@
           <w:sz w:val="26"/>
           <w:szCs w:val="26"/>
         </w:rPr>
-        <w:lastRenderedPageBreak/>
         <w:drawing>
           <wp:inline distT="0" distB="0" distL="0" distR="0" wp14:anchorId="1DA89DD4" wp14:editId="31A7C600">
             <wp:extent cx="6496050" cy="3152775"/>
@@ -1018,7 +1252,6 @@
           <w:sz w:val="26"/>
           <w:szCs w:val="26"/>
         </w:rPr>
-        <w:lastRenderedPageBreak/>
         <w:drawing>
           <wp:inline distT="0" distB="0" distL="0" distR="0" wp14:anchorId="021E41C5" wp14:editId="3F9ED465">
             <wp:extent cx="6486525" cy="3352800"/>
@@ -1527,8 +1760,306 @@
 </file>
 
 <file path=word/numbering.xml><?xml version="1.0" encoding="utf-8"?>
-<w:numbering xmlns:wpc="http://schemas.microsoft.com/office/word/2010/wordprocessingCanvas" xmlns:cx="http://schemas.microsoft.com/office/drawing/2014/chartex" xmlns:cx1="http://schemas.microsoft.com/office/drawing/2015/9/8/chartex" xmlns:cx2="http://schemas.microsoft.com/office/drawing/2015/10/21/chartex" xmlns:cx3="http://schemas.microsoft.com/office/drawing/2016/5/9/chartex" xmlns:cx4="http://schemas.microsoft.com/office/drawing/2016/5/10/chartex" xmlns:cx5="http://schemas.microsoft.com/office/drawing/2016/5/11/chartex" xmlns:cx6="http://schemas.microsoft.com/office/drawing/2016/5/12/chartex" xmlns:cx7="http://schemas.microsoft.com/office/drawing/2016/5/13/chartex" xmlns:cx8="http://schemas.microsoft.com/office/drawing/2016/5/14/chartex" xmlns:mc="http://schemas.openxmlformats.org/markup-compatibility/2006" xmlns:aink="http://schemas.microsoft.com/office/drawing/2016/ink" xmlns:am3d="http://schemas.microsoft.com/office/drawing/2017/model3d" xmlns:o="urn:schemas-microsoft-com:office:office" xmlns:oel="http://schemas.microsoft.com/office/2019/extlst" xmlns:r="http://schemas.openxmlformats.org/officeDocument/2006/relationships" xmlns:m="http://schemas.openxmlformats.org/officeDocument/2006/math" xmlns:v="urn:schemas-microsoft-com:vml" xmlns:wp14="http://schemas.microsoft.com/office/word/2010/wordprocessingDrawing" xmlns:wp="http://schemas.openxmlformats.org/drawingml/2006/wordprocessingDrawing" xmlns:w10="urn:schemas-microsoft-com:office:word" xmlns:w="http://schemas.openxmlformats.org/wordprocessingml/2006/main" xmlns:w14="http://schemas.microsoft.com/office/word/2010/wordml" xmlns:w15="http://schemas.microsoft.com/office/word/2012/wordml" xmlns:w16cex="http://schemas.microsoft.com/office/word/2018/wordml/cex" xmlns:w16cid="http://schemas.microsoft.com/office/word/2016/wordml/cid" xmlns:w16="http://schemas.microsoft.com/office/word/2018/wordml" xmlns:w16sdtdh="http://schemas.microsoft.com/office/word/2020/wordml/sdtdatahash" xmlns:w16se="http://schemas.microsoft.com/office/word/2015/wordml/symex" xmlns:wpg="http://schemas.microsoft.com/office/word/2010/wordprocessingGroup" xmlns:wpi="http://schemas.microsoft.com/office/word/2010/wordprocessingInk" xmlns:wne="http://schemas.microsoft.com/office/word/2006/wordml" xmlns:wps="http://schemas.microsoft.com/office/word/2010/wordprocessingShape" mc:Ignorable="w14 w15 w16se w16cid w16 w16cex w16sdtdh wp14">
+<w:numbering xmlns:wpc="http://schemas.microsoft.com/office/word/2010/wordprocessingCanvas" xmlns:cx="http://schemas.microsoft.com/office/drawing/2014/chartex" xmlns:cx1="http://schemas.microsoft.com/office/drawing/2015/9/8/chartex" xmlns:cx2="http://schemas.microsoft.com/office/drawing/2015/10/21/chartex" xmlns:cx3="http://schemas.microsoft.com/office/drawing/2016/5/9/chartex" xmlns:cx4="http://schemas.microsoft.com/office/drawing/2016/5/10/chartex" xmlns:cx5="http://schemas.microsoft.com/office/drawing/2016/5/11/chartex" xmlns:cx6="http://schemas.microsoft.com/office/drawing/2016/5/12/chartex" xmlns:cx7="http://schemas.microsoft.com/office/drawing/2016/5/13/chartex" xmlns:cx8="http://schemas.microsoft.com/office/drawing/2016/5/14/chartex" xmlns:mc="http://schemas.openxmlformats.org/markup-compatibility/2006" xmlns:aink="http://schemas.microsoft.com/office/drawing/2016/ink" xmlns:am3d="http://schemas.microsoft.com/office/drawing/2017/model3d" xmlns:o="urn:schemas-microsoft-com:office:office" xmlns:r="http://schemas.openxmlformats.org/officeDocument/2006/relationships" xmlns:m="http://schemas.openxmlformats.org/officeDocument/2006/math" xmlns:v="urn:schemas-microsoft-com:vml" xmlns:wp14="http://schemas.microsoft.com/office/word/2010/wordprocessingDrawing" xmlns:wp="http://schemas.openxmlformats.org/drawingml/2006/wordprocessingDrawing" xmlns:w10="urn:schemas-microsoft-com:office:word" xmlns:w="http://schemas.openxmlformats.org/wordprocessingml/2006/main" xmlns:w14="http://schemas.microsoft.com/office/word/2010/wordml" xmlns:w15="http://schemas.microsoft.com/office/word/2012/wordml" xmlns:w16cex="http://schemas.microsoft.com/office/word/2018/wordml/cex" xmlns:w16cid="http://schemas.microsoft.com/office/word/2016/wordml/cid" xmlns:w16="http://schemas.microsoft.com/office/word/2018/wordml" xmlns:w16sdtdh="http://schemas.microsoft.com/office/word/2020/wordml/sdtdatahash" xmlns:w16se="http://schemas.microsoft.com/office/word/2015/wordml/symex" xmlns:wpg="http://schemas.microsoft.com/office/word/2010/wordprocessingGroup" xmlns:wpi="http://schemas.microsoft.com/office/word/2010/wordprocessingInk" xmlns:wne="http://schemas.microsoft.com/office/word/2006/wordml" xmlns:wps="http://schemas.microsoft.com/office/word/2010/wordprocessingShape" mc:Ignorable="w14 w15 w16se w16cid w16 w16cex w16sdtdh wp14">
   <w:abstractNum w:abstractNumId="0" w15:restartNumberingAfterBreak="0">
+    <w:nsid w:val="06D728B0"/>
+    <w:multiLevelType w:val="multilevel"/>
+    <w:tmpl w:val="34D2C830"/>
+    <w:lvl w:ilvl="0">
+      <w:start w:val="1"/>
+      <w:numFmt w:val="bullet"/>
+      <w:lvlText w:val=""/>
+      <w:lvlJc w:val="left"/>
+      <w:pPr>
+        <w:tabs>
+          <w:tab w:val="num" w:pos="720"/>
+        </w:tabs>
+        <w:ind w:left="720" w:hanging="360"/>
+      </w:pPr>
+      <w:rPr>
+        <w:rFonts w:ascii="Symbol" w:hAnsi="Symbol" w:hint="default"/>
+        <w:sz w:val="20"/>
+      </w:rPr>
+    </w:lvl>
+    <w:lvl w:ilvl="1" w:tentative="1">
+      <w:start w:val="1"/>
+      <w:numFmt w:val="bullet"/>
+      <w:lvlText w:val="o"/>
+      <w:lvlJc w:val="left"/>
+      <w:pPr>
+        <w:tabs>
+          <w:tab w:val="num" w:pos="1440"/>
+        </w:tabs>
+        <w:ind w:left="1440" w:hanging="360"/>
+      </w:pPr>
+      <w:rPr>
+        <w:rFonts w:ascii="Courier New" w:hAnsi="Courier New" w:hint="default"/>
+        <w:sz w:val="20"/>
+      </w:rPr>
+    </w:lvl>
+    <w:lvl w:ilvl="2" w:tentative="1">
+      <w:start w:val="1"/>
+      <w:numFmt w:val="bullet"/>
+      <w:lvlText w:val=""/>
+      <w:lvlJc w:val="left"/>
+      <w:pPr>
+        <w:tabs>
+          <w:tab w:val="num" w:pos="2160"/>
+        </w:tabs>
+        <w:ind w:left="2160" w:hanging="360"/>
+      </w:pPr>
+      <w:rPr>
+        <w:rFonts w:ascii="Wingdings" w:hAnsi="Wingdings" w:hint="default"/>
+        <w:sz w:val="20"/>
+      </w:rPr>
+    </w:lvl>
+    <w:lvl w:ilvl="3" w:tentative="1">
+      <w:start w:val="1"/>
+      <w:numFmt w:val="bullet"/>
+      <w:lvlText w:val=""/>
+      <w:lvlJc w:val="left"/>
+      <w:pPr>
+        <w:tabs>
+          <w:tab w:val="num" w:pos="2880"/>
+        </w:tabs>
+        <w:ind w:left="2880" w:hanging="360"/>
+      </w:pPr>
+      <w:rPr>
+        <w:rFonts w:ascii="Wingdings" w:hAnsi="Wingdings" w:hint="default"/>
+        <w:sz w:val="20"/>
+      </w:rPr>
+    </w:lvl>
+    <w:lvl w:ilvl="4" w:tentative="1">
+      <w:start w:val="1"/>
+      <w:numFmt w:val="bullet"/>
+      <w:lvlText w:val=""/>
+      <w:lvlJc w:val="left"/>
+      <w:pPr>
+        <w:tabs>
+          <w:tab w:val="num" w:pos="3600"/>
+        </w:tabs>
+        <w:ind w:left="3600" w:hanging="360"/>
+      </w:pPr>
+      <w:rPr>
+        <w:rFonts w:ascii="Wingdings" w:hAnsi="Wingdings" w:hint="default"/>
+        <w:sz w:val="20"/>
+      </w:rPr>
+    </w:lvl>
+    <w:lvl w:ilvl="5" w:tentative="1">
+      <w:start w:val="1"/>
+      <w:numFmt w:val="bullet"/>
+      <w:lvlText w:val=""/>
+      <w:lvlJc w:val="left"/>
+      <w:pPr>
+        <w:tabs>
+          <w:tab w:val="num" w:pos="4320"/>
+        </w:tabs>
+        <w:ind w:left="4320" w:hanging="360"/>
+      </w:pPr>
+      <w:rPr>
+        <w:rFonts w:ascii="Wingdings" w:hAnsi="Wingdings" w:hint="default"/>
+        <w:sz w:val="20"/>
+      </w:rPr>
+    </w:lvl>
+    <w:lvl w:ilvl="6" w:tentative="1">
+      <w:start w:val="1"/>
+      <w:numFmt w:val="bullet"/>
+      <w:lvlText w:val=""/>
+      <w:lvlJc w:val="left"/>
+      <w:pPr>
+        <w:tabs>
+          <w:tab w:val="num" w:pos="5040"/>
+        </w:tabs>
+        <w:ind w:left="5040" w:hanging="360"/>
+      </w:pPr>
+      <w:rPr>
+        <w:rFonts w:ascii="Wingdings" w:hAnsi="Wingdings" w:hint="default"/>
+        <w:sz w:val="20"/>
+      </w:rPr>
+    </w:lvl>
+    <w:lvl w:ilvl="7" w:tentative="1">
+      <w:start w:val="1"/>
+      <w:numFmt w:val="bullet"/>
+      <w:lvlText w:val=""/>
+      <w:lvlJc w:val="left"/>
+      <w:pPr>
+        <w:tabs>
+          <w:tab w:val="num" w:pos="5760"/>
+        </w:tabs>
+        <w:ind w:left="5760" w:hanging="360"/>
+      </w:pPr>
+      <w:rPr>
+        <w:rFonts w:ascii="Wingdings" w:hAnsi="Wingdings" w:hint="default"/>
+        <w:sz w:val="20"/>
+      </w:rPr>
+    </w:lvl>
+    <w:lvl w:ilvl="8" w:tentative="1">
+      <w:start w:val="1"/>
+      <w:numFmt w:val="bullet"/>
+      <w:lvlText w:val=""/>
+      <w:lvlJc w:val="left"/>
+      <w:pPr>
+        <w:tabs>
+          <w:tab w:val="num" w:pos="6480"/>
+        </w:tabs>
+        <w:ind w:left="6480" w:hanging="360"/>
+      </w:pPr>
+      <w:rPr>
+        <w:rFonts w:ascii="Wingdings" w:hAnsi="Wingdings" w:hint="default"/>
+        <w:sz w:val="20"/>
+      </w:rPr>
+    </w:lvl>
+  </w:abstractNum>
+  <w:abstractNum w:abstractNumId="1" w15:restartNumberingAfterBreak="0">
+    <w:nsid w:val="68D80605"/>
+    <w:multiLevelType w:val="multilevel"/>
+    <w:tmpl w:val="31E81AA2"/>
+    <w:lvl w:ilvl="0">
+      <w:start w:val="1"/>
+      <w:numFmt w:val="bullet"/>
+      <w:lvlText w:val=""/>
+      <w:lvlJc w:val="left"/>
+      <w:pPr>
+        <w:tabs>
+          <w:tab w:val="num" w:pos="720"/>
+        </w:tabs>
+        <w:ind w:left="720" w:hanging="360"/>
+      </w:pPr>
+      <w:rPr>
+        <w:rFonts w:ascii="Symbol" w:hAnsi="Symbol" w:hint="default"/>
+        <w:sz w:val="20"/>
+      </w:rPr>
+    </w:lvl>
+    <w:lvl w:ilvl="1" w:tentative="1">
+      <w:start w:val="1"/>
+      <w:numFmt w:val="bullet"/>
+      <w:lvlText w:val="o"/>
+      <w:lvlJc w:val="left"/>
+      <w:pPr>
+        <w:tabs>
+          <w:tab w:val="num" w:pos="1440"/>
+        </w:tabs>
+        <w:ind w:left="1440" w:hanging="360"/>
+      </w:pPr>
+      <w:rPr>
+        <w:rFonts w:ascii="Courier New" w:hAnsi="Courier New" w:hint="default"/>
+        <w:sz w:val="20"/>
+      </w:rPr>
+    </w:lvl>
+    <w:lvl w:ilvl="2" w:tentative="1">
+      <w:start w:val="1"/>
+      <w:numFmt w:val="bullet"/>
+      <w:lvlText w:val=""/>
+      <w:lvlJc w:val="left"/>
+      <w:pPr>
+        <w:tabs>
+          <w:tab w:val="num" w:pos="2160"/>
+        </w:tabs>
+        <w:ind w:left="2160" w:hanging="360"/>
+      </w:pPr>
+      <w:rPr>
+        <w:rFonts w:ascii="Wingdings" w:hAnsi="Wingdings" w:hint="default"/>
+        <w:sz w:val="20"/>
+      </w:rPr>
+    </w:lvl>
+    <w:lvl w:ilvl="3" w:tentative="1">
+      <w:start w:val="1"/>
+      <w:numFmt w:val="bullet"/>
+      <w:lvlText w:val=""/>
+      <w:lvlJc w:val="left"/>
+      <w:pPr>
+        <w:tabs>
+          <w:tab w:val="num" w:pos="2880"/>
+        </w:tabs>
+        <w:ind w:left="2880" w:hanging="360"/>
+      </w:pPr>
+      <w:rPr>
+        <w:rFonts w:ascii="Wingdings" w:hAnsi="Wingdings" w:hint="default"/>
+        <w:sz w:val="20"/>
+      </w:rPr>
+    </w:lvl>
+    <w:lvl w:ilvl="4" w:tentative="1">
+      <w:start w:val="1"/>
+      <w:numFmt w:val="bullet"/>
+      <w:lvlText w:val=""/>
+      <w:lvlJc w:val="left"/>
+      <w:pPr>
+        <w:tabs>
+          <w:tab w:val="num" w:pos="3600"/>
+        </w:tabs>
+        <w:ind w:left="3600" w:hanging="360"/>
+      </w:pPr>
+      <w:rPr>
+        <w:rFonts w:ascii="Wingdings" w:hAnsi="Wingdings" w:hint="default"/>
+        <w:sz w:val="20"/>
+      </w:rPr>
+    </w:lvl>
+    <w:lvl w:ilvl="5" w:tentative="1">
+      <w:start w:val="1"/>
+      <w:numFmt w:val="bullet"/>
+      <w:lvlText w:val=""/>
+      <w:lvlJc w:val="left"/>
+      <w:pPr>
+        <w:tabs>
+          <w:tab w:val="num" w:pos="4320"/>
+        </w:tabs>
+        <w:ind w:left="4320" w:hanging="360"/>
+      </w:pPr>
+      <w:rPr>
+        <w:rFonts w:ascii="Wingdings" w:hAnsi="Wingdings" w:hint="default"/>
+        <w:sz w:val="20"/>
+      </w:rPr>
+    </w:lvl>
+    <w:lvl w:ilvl="6" w:tentative="1">
+      <w:start w:val="1"/>
+      <w:numFmt w:val="bullet"/>
+      <w:lvlText w:val=""/>
+      <w:lvlJc w:val="left"/>
+      <w:pPr>
+        <w:tabs>
+          <w:tab w:val="num" w:pos="5040"/>
+        </w:tabs>
+        <w:ind w:left="5040" w:hanging="360"/>
+      </w:pPr>
+      <w:rPr>
+        <w:rFonts w:ascii="Wingdings" w:hAnsi="Wingdings" w:hint="default"/>
+        <w:sz w:val="20"/>
+      </w:rPr>
+    </w:lvl>
+    <w:lvl w:ilvl="7" w:tentative="1">
+      <w:start w:val="1"/>
+      <w:numFmt w:val="bullet"/>
+      <w:lvlText w:val=""/>
+      <w:lvlJc w:val="left"/>
+      <w:pPr>
+        <w:tabs>
+          <w:tab w:val="num" w:pos="5760"/>
+        </w:tabs>
+        <w:ind w:left="5760" w:hanging="360"/>
+      </w:pPr>
+      <w:rPr>
+        <w:rFonts w:ascii="Wingdings" w:hAnsi="Wingdings" w:hint="default"/>
+        <w:sz w:val="20"/>
+      </w:rPr>
+    </w:lvl>
+    <w:lvl w:ilvl="8" w:tentative="1">
+      <w:start w:val="1"/>
+      <w:numFmt w:val="bullet"/>
+      <w:lvlText w:val=""/>
+      <w:lvlJc w:val="left"/>
+      <w:pPr>
+        <w:tabs>
+          <w:tab w:val="num" w:pos="6480"/>
+        </w:tabs>
+        <w:ind w:left="6480" w:hanging="360"/>
+      </w:pPr>
+      <w:rPr>
+        <w:rFonts w:ascii="Wingdings" w:hAnsi="Wingdings" w:hint="default"/>
+        <w:sz w:val="20"/>
+      </w:rPr>
+    </w:lvl>
+  </w:abstractNum>
+  <w:abstractNum w:abstractNumId="2" w15:restartNumberingAfterBreak="0">
     <w:nsid w:val="730720F9"/>
     <w:multiLevelType w:val="hybridMultilevel"/>
     <w:tmpl w:val="5E904A7A"/>
@@ -1617,8 +2148,14 @@
       </w:pPr>
     </w:lvl>
   </w:abstractNum>
-  <w:num w:numId="1" w16cid:durableId="2122606675">
+  <w:num w:numId="1">
+    <w:abstractNumId w:val="2"/>
+  </w:num>
+  <w:num w:numId="2">
     <w:abstractNumId w:val="0"/>
+  </w:num>
+  <w:num w:numId="3">
+    <w:abstractNumId w:val="1"/>
   </w:num>
 </w:numbering>
 </file>
@@ -2539,6 +3076,53 @@
       <w:spacing w:val="5"/>
     </w:rPr>
   </w:style>
+  <w:style w:type="paragraph" w:styleId="NormalWeb">
+    <w:name w:val="Normal (Web)"/>
+    <w:basedOn w:val="Normal"/>
+    <w:uiPriority w:val="99"/>
+    <w:semiHidden/>
+    <w:unhideWhenUsed/>
+    <w:rsid w:val="00186598"/>
+    <w:pPr>
+      <w:spacing w:before="100" w:beforeAutospacing="1" w:after="100" w:afterAutospacing="1" w:line="240" w:lineRule="auto"/>
+    </w:pPr>
+    <w:rPr>
+      <w:rFonts w:ascii="Times New Roman" w:eastAsia="Times New Roman" w:hAnsi="Times New Roman" w:cs="Times New Roman"/>
+      <w:sz w:val="24"/>
+      <w:szCs w:val="24"/>
+    </w:rPr>
+  </w:style>
+  <w:style w:type="character" w:customStyle="1" w:styleId="katex-mathml">
+    <w:name w:val="katex-mathml"/>
+    <w:basedOn w:val="DefaultParagraphFont"/>
+    <w:rsid w:val="00186598"/>
+  </w:style>
+  <w:style w:type="character" w:customStyle="1" w:styleId="mord">
+    <w:name w:val="mord"/>
+    <w:basedOn w:val="DefaultParagraphFont"/>
+    <w:rsid w:val="00186598"/>
+  </w:style>
+  <w:style w:type="character" w:customStyle="1" w:styleId="mrel">
+    <w:name w:val="mrel"/>
+    <w:basedOn w:val="DefaultParagraphFont"/>
+    <w:rsid w:val="00186598"/>
+  </w:style>
+  <w:style w:type="character" w:customStyle="1" w:styleId="vlist-s">
+    <w:name w:val="vlist-s"/>
+    <w:basedOn w:val="DefaultParagraphFont"/>
+    <w:rsid w:val="00186598"/>
+  </w:style>
+  <w:style w:type="character" w:styleId="Strong">
+    <w:name w:val="Strong"/>
+    <w:basedOn w:val="DefaultParagraphFont"/>
+    <w:uiPriority w:val="22"/>
+    <w:qFormat/>
+    <w:rsid w:val="00186598"/>
+    <w:rPr>
+      <w:b/>
+      <w:bCs/>
+    </w:rPr>
+  </w:style>
 </w:styles>
 </file>
 

--- a/Laptops/5- Capacitor.docx
+++ b/Laptops/5- Capacitor.docx
@@ -1483,7 +1483,25 @@
           <w:sz w:val="26"/>
           <w:szCs w:val="26"/>
         </w:rPr>
-        <w:t>Laptop me two types capacitor use hote hai</w:t>
+        <w:t xml:space="preserve">Laptop me two types </w:t>
+      </w:r>
+      <w:r>
+        <w:rPr>
+          <w:b/>
+          <w:bCs/>
+          <w:sz w:val="26"/>
+          <w:szCs w:val="26"/>
+        </w:rPr>
+        <w:t>of capacitors</w:t>
+      </w:r>
+      <w:r>
+        <w:rPr>
+          <w:b/>
+          <w:bCs/>
+          <w:sz w:val="26"/>
+          <w:szCs w:val="26"/>
+        </w:rPr>
+        <w:t xml:space="preserve"> use hote hai</w:t>
       </w:r>
       <w:r>
         <w:rPr>
@@ -1557,28 +1575,39 @@
     <w:p>
       <w:pPr>
         <w:rPr>
-          <w:sz w:val="26"/>
-          <w:szCs w:val="26"/>
-        </w:rPr>
-      </w:pPr>
-      <w:r>
-        <w:rPr>
-          <w:sz w:val="26"/>
-          <w:szCs w:val="26"/>
-        </w:rPr>
-        <w:t>Tesing mode capacitor</w:t>
-      </w:r>
-      <w:r>
-        <w:rPr>
-          <w:sz w:val="26"/>
-          <w:szCs w:val="26"/>
-        </w:rPr>
-        <w:t xml:space="preserve"> range</w:t>
-      </w:r>
-      <w:r>
-        <w:rPr>
-          <w:sz w:val="26"/>
-          <w:szCs w:val="26"/>
+          <w:b/>
+          <w:bCs/>
+          <w:sz w:val="26"/>
+          <w:szCs w:val="26"/>
+        </w:rPr>
+      </w:pPr>
+      <w:r>
+        <w:rPr>
+          <w:b/>
+          <w:bCs/>
+          <w:sz w:val="26"/>
+          <w:szCs w:val="26"/>
+          <w:highlight w:val="yellow"/>
+        </w:rPr>
+        <w:t>Testing</w:t>
+      </w:r>
+      <w:r>
+        <w:rPr>
+          <w:b/>
+          <w:bCs/>
+          <w:sz w:val="26"/>
+          <w:szCs w:val="26"/>
+          <w:highlight w:val="yellow"/>
+        </w:rPr>
+        <w:t xml:space="preserve"> mode capacitor range</w:t>
+      </w:r>
+      <w:r>
+        <w:rPr>
+          <w:b/>
+          <w:bCs/>
+          <w:sz w:val="26"/>
+          <w:szCs w:val="26"/>
+          <w:highlight w:val="yellow"/>
         </w:rPr>
         <w:t xml:space="preserve"> – Polar Capacitor</w:t>
       </w:r>
@@ -1636,28 +1665,39 @@
     <w:p>
       <w:pPr>
         <w:rPr>
-          <w:sz w:val="26"/>
-          <w:szCs w:val="26"/>
-        </w:rPr>
-      </w:pPr>
-      <w:r>
-        <w:rPr>
-          <w:sz w:val="26"/>
-          <w:szCs w:val="26"/>
+          <w:b/>
+          <w:bCs/>
+          <w:sz w:val="26"/>
+          <w:szCs w:val="26"/>
+        </w:rPr>
+      </w:pPr>
+      <w:r>
+        <w:rPr>
+          <w:b/>
+          <w:bCs/>
+          <w:sz w:val="26"/>
+          <w:szCs w:val="26"/>
+          <w:highlight w:val="yellow"/>
         </w:rPr>
         <w:t>Testing diode Mode</w:t>
       </w:r>
       <w:r>
         <w:rPr>
-          <w:sz w:val="26"/>
-          <w:szCs w:val="26"/>
+          <w:b/>
+          <w:bCs/>
+          <w:sz w:val="26"/>
+          <w:szCs w:val="26"/>
+          <w:highlight w:val="yellow"/>
         </w:rPr>
         <w:t xml:space="preserve"> </w:t>
       </w:r>
       <w:r>
         <w:rPr>
-          <w:sz w:val="26"/>
-          <w:szCs w:val="26"/>
+          <w:b/>
+          <w:bCs/>
+          <w:sz w:val="26"/>
+          <w:szCs w:val="26"/>
+          <w:highlight w:val="yellow"/>
         </w:rPr>
         <w:t>– Polar Capacitor</w:t>
       </w:r>
@@ -1687,14 +1727,19 @@
     <w:p>
       <w:pPr>
         <w:rPr>
-          <w:sz w:val="26"/>
-          <w:szCs w:val="26"/>
-        </w:rPr>
-      </w:pPr>
-      <w:r>
-        <w:rPr>
-          <w:sz w:val="26"/>
-          <w:szCs w:val="26"/>
+          <w:b/>
+          <w:bCs/>
+          <w:sz w:val="26"/>
+          <w:szCs w:val="26"/>
+        </w:rPr>
+      </w:pPr>
+      <w:r>
+        <w:rPr>
+          <w:b/>
+          <w:bCs/>
+          <w:sz w:val="26"/>
+          <w:szCs w:val="26"/>
+          <w:highlight w:val="yellow"/>
         </w:rPr>
         <w:t>Testing diode Mode – Non- Polar Capacitor</w:t>
       </w:r>
